--- a/работна/Резюме.docx
+++ b/работна/Резюме.docx
@@ -8,27 +8,29 @@
         <w:outlineLvl w:val="3"/>
         <w:rPr>
           <w:rFonts w:ascii="Times New Roman" w:eastAsia="Times New Roman" w:hAnsi="Times New Roman" w:cs="Times New Roman"/>
-          <w:b/>
-          <w:bCs/>
-          <w:sz w:val="24"/>
-          <w:szCs w:val="24"/>
-          <w:lang w:eastAsia="bg-BG"/>
-        </w:rPr>
-      </w:pPr>
-      <w:r>
-        <w:rPr>
-          <w:rFonts w:ascii="Times New Roman" w:eastAsia="Times New Roman" w:hAnsi="Times New Roman" w:cs="Times New Roman"/>
-          <w:b/>
-          <w:bCs/>
-          <w:sz w:val="24"/>
-          <w:szCs w:val="24"/>
-          <w:lang w:eastAsia="bg-BG"/>
-        </w:rPr>
-        <w:t>1. Въведение и актуалност</w:t>
+          <w:sz w:val="24"/>
+          <w:szCs w:val="24"/>
+          <w:lang w:eastAsia="bg-BG"/>
+        </w:rPr>
+      </w:pPr>
+      <w:r>
+        <w:rPr>
+          <w:rFonts w:ascii="Times New Roman" w:eastAsia="Times New Roman" w:hAnsi="Times New Roman" w:cs="Times New Roman"/>
+          <w:b/>
+          <w:bCs/>
+          <w:sz w:val="24"/>
+          <w:szCs w:val="24"/>
+          <w:lang w:eastAsia="bg-BG"/>
+        </w:rPr>
+        <w:t>Слайд 1: Заглавие и Представяне</w:t>
       </w:r>
     </w:p>
     <w:p>
       <w:pPr>
+        <w:numPr>
+          <w:ilvl w:val="0"/>
+          <w:numId w:val="1"/>
+        </w:numPr>
         <w:spacing w:before="100" w:beforeAutospacing="1" w:after="100" w:afterAutospacing="1" w:line="240" w:lineRule="auto"/>
         <w:rPr>
           <w:rFonts w:ascii="Times New Roman" w:eastAsia="Times New Roman" w:hAnsi="Times New Roman" w:cs="Times New Roman"/>
@@ -40,65 +42,113 @@
       <w:r>
         <w:rPr>
           <w:rFonts w:ascii="Times New Roman" w:eastAsia="Times New Roman" w:hAnsi="Times New Roman" w:cs="Times New Roman"/>
-          <w:sz w:val="24"/>
-          <w:szCs w:val="24"/>
-          <w:lang w:eastAsia="bg-BG"/>
-        </w:rPr>
-        <w:t xml:space="preserve">Уважаема комисия, темата на моя дипломен проект е </w:t>
-      </w:r>
-      <w:r>
-        <w:rPr>
-          <w:rFonts w:ascii="Times New Roman" w:eastAsia="Times New Roman" w:hAnsi="Times New Roman" w:cs="Times New Roman"/>
-          <w:b/>
-          <w:bCs/>
-          <w:sz w:val="24"/>
-          <w:szCs w:val="24"/>
-          <w:lang w:eastAsia="bg-BG"/>
-        </w:rPr>
-        <w:t>„Умна система за контрол на достъпа (RFID Logs)“</w:t>
-      </w:r>
-      <w:r>
-        <w:rPr>
-          <w:rFonts w:ascii="Times New Roman" w:eastAsia="Times New Roman" w:hAnsi="Times New Roman" w:cs="Times New Roman"/>
-          <w:sz w:val="24"/>
-          <w:szCs w:val="24"/>
-          <w:lang w:eastAsia="bg-BG"/>
-        </w:rPr>
-        <w:t>. В днешно време сигурността е приоритет, а традиционните механични ключове вече не са достатъчно надеждни, тъй като нямат проследимост. Моят проект предлага съвременно решение, което съчетава ниската цена на хардуера с мощта на уеб технологиите за пълен контрол върху достъпа до физически помещения</w:t>
-      </w:r>
-      <w:r>
-        <w:rPr>
-          <w:rFonts w:ascii="Times New Roman" w:eastAsia="Times New Roman" w:hAnsi="Times New Roman" w:cs="Times New Roman"/>
-          <w:sz w:val="24"/>
-          <w:szCs w:val="24"/>
-          <w:lang w:eastAsia="bg-BG"/>
-        </w:rPr>
-        <w:t>.</w:t>
+          <w:b/>
+          <w:bCs/>
+          <w:sz w:val="24"/>
+          <w:szCs w:val="24"/>
+          <w:lang w:eastAsia="bg-BG"/>
+        </w:rPr>
+        <w:t>Текст за слайда:</w:t>
+      </w:r>
+      <w:r>
+        <w:rPr>
+          <w:rFonts w:ascii="Times New Roman" w:eastAsia="Times New Roman" w:hAnsi="Times New Roman" w:cs="Times New Roman"/>
+          <w:sz w:val="24"/>
+          <w:szCs w:val="24"/>
+          <w:lang w:eastAsia="bg-BG"/>
+        </w:rPr>
+        <w:t xml:space="preserve"> Умна система за контрол на достъпа „RFID Logs“.</w:t>
       </w:r>
     </w:p>
     <w:p>
       <w:pPr>
+        <w:numPr>
+          <w:ilvl w:val="0"/>
+          <w:numId w:val="1"/>
+        </w:numPr>
         <w:spacing w:before="100" w:beforeAutospacing="1" w:after="100" w:afterAutospacing="1" w:line="240" w:lineRule="auto"/>
-        <w:outlineLvl w:val="3"/>
-        <w:rPr>
-          <w:rFonts w:ascii="Times New Roman" w:eastAsia="Times New Roman" w:hAnsi="Times New Roman" w:cs="Times New Roman"/>
-          <w:b/>
-          <w:bCs/>
-          <w:sz w:val="24"/>
-          <w:szCs w:val="24"/>
-          <w:lang w:eastAsia="bg-BG"/>
-        </w:rPr>
-      </w:pPr>
-      <w:r>
-        <w:rPr>
-          <w:rFonts w:ascii="Times New Roman" w:eastAsia="Times New Roman" w:hAnsi="Times New Roman" w:cs="Times New Roman"/>
-          <w:b/>
-          <w:bCs/>
-          <w:sz w:val="24"/>
-          <w:szCs w:val="24"/>
-          <w:lang w:eastAsia="bg-BG"/>
-        </w:rPr>
-        <w:t>2. Архитектура и хардуерна реализация</w:t>
+        <w:rPr>
+          <w:rFonts w:ascii="Times New Roman" w:eastAsia="Times New Roman" w:hAnsi="Times New Roman" w:cs="Times New Roman"/>
+          <w:sz w:val="24"/>
+          <w:szCs w:val="24"/>
+          <w:lang w:eastAsia="bg-BG"/>
+        </w:rPr>
+      </w:pPr>
+      <w:r>
+        <w:rPr>
+          <w:rFonts w:ascii="Times New Roman" w:eastAsia="Times New Roman" w:hAnsi="Times New Roman" w:cs="Times New Roman"/>
+          <w:b/>
+          <w:bCs/>
+          <w:sz w:val="24"/>
+          <w:szCs w:val="24"/>
+          <w:lang w:eastAsia="bg-BG"/>
+        </w:rPr>
+        <w:t>Твоят разказ:</w:t>
+      </w:r>
+      <w:r>
+        <w:rPr>
+          <w:rFonts w:ascii="Times New Roman" w:eastAsia="Times New Roman" w:hAnsi="Times New Roman" w:cs="Times New Roman"/>
+          <w:sz w:val="24"/>
+          <w:szCs w:val="24"/>
+          <w:lang w:eastAsia="bg-BG"/>
+        </w:rPr>
+        <w:t xml:space="preserve"> </w:t>
+      </w:r>
+      <w:r>
+        <w:rPr>
+          <w:rFonts w:ascii="Times New Roman" w:eastAsia="Times New Roman" w:hAnsi="Times New Roman" w:cs="Times New Roman"/>
+          <w:sz w:val="24"/>
+          <w:szCs w:val="24"/>
+          <w:lang w:eastAsia="bg-BG"/>
+        </w:rPr>
+        <w:t>Уважаема комисия, темата на моя дипломен проект е</w:t>
+      </w:r>
+      <w:r>
+        <w:rPr>
+          <w:rFonts w:ascii="Times New Roman" w:eastAsia="Times New Roman" w:hAnsi="Times New Roman" w:cs="Times New Roman"/>
+          <w:sz w:val="24"/>
+          <w:szCs w:val="24"/>
+          <w:lang w:eastAsia="bg-BG"/>
+        </w:rPr>
+        <w:t>:</w:t>
+      </w:r>
+      <w:r>
+        <w:rPr>
+          <w:rFonts w:ascii="Times New Roman" w:eastAsia="Times New Roman" w:hAnsi="Times New Roman" w:cs="Times New Roman"/>
+          <w:sz w:val="24"/>
+          <w:szCs w:val="24"/>
+          <w:lang w:eastAsia="bg-BG"/>
+        </w:rPr>
+        <w:t xml:space="preserve"> </w:t>
+      </w:r>
+      <w:r>
+        <w:rPr>
+          <w:rFonts w:ascii="Times New Roman" w:eastAsia="Times New Roman" w:hAnsi="Times New Roman" w:cs="Times New Roman"/>
+          <w:b/>
+          <w:bCs/>
+          <w:sz w:val="24"/>
+          <w:szCs w:val="24"/>
+          <w:lang w:eastAsia="bg-BG"/>
+        </w:rPr>
+        <w:t>„Умна система за контрол на достъпа (RFID Logs)“</w:t>
+      </w:r>
+      <w:r>
+        <w:rPr>
+          <w:rFonts w:ascii="Times New Roman" w:eastAsia="Times New Roman" w:hAnsi="Times New Roman" w:cs="Times New Roman"/>
+          <w:sz w:val="24"/>
+          <w:szCs w:val="24"/>
+          <w:lang w:eastAsia="bg-BG"/>
+        </w:rPr>
+        <w:t xml:space="preserve">. </w:t>
+      </w:r>
+      <w:r>
+        <w:rPr>
+          <w:rFonts w:ascii="Times New Roman" w:eastAsia="Times New Roman" w:hAnsi="Times New Roman" w:cs="Times New Roman"/>
+          <w:sz w:val="24"/>
+          <w:szCs w:val="24"/>
+          <w:lang w:eastAsia="bg-BG"/>
+        </w:rPr>
+        <w:t>Целта ми беше да заменя остарелите механични методи за заключване с интелигентно решение, което съчетава електроника и уеб технологии.“</w:t>
       </w:r>
     </w:p>
     <w:p>
@@ -106,137 +156,66 @@
         <w:spacing w:before="100" w:beforeAutospacing="1" w:after="100" w:afterAutospacing="1" w:line="240" w:lineRule="auto"/>
         <w:rPr>
           <w:rFonts w:ascii="Times New Roman" w:eastAsia="Times New Roman" w:hAnsi="Times New Roman" w:cs="Times New Roman"/>
-          <w:sz w:val="24"/>
-          <w:szCs w:val="24"/>
-          <w:lang w:eastAsia="bg-BG"/>
-        </w:rPr>
-      </w:pPr>
-      <w:r>
-        <w:rPr>
-          <w:rFonts w:ascii="Times New Roman" w:eastAsia="Times New Roman" w:hAnsi="Times New Roman" w:cs="Times New Roman"/>
-          <w:sz w:val="24"/>
-          <w:szCs w:val="24"/>
-          <w:lang w:eastAsia="bg-BG"/>
-        </w:rPr>
-        <w:t xml:space="preserve">Заложих на многослойна архитектура, която разделя физическото разпознаване от софтуерната обработка. В основата на хардуера стоят микроконтролер </w:t>
-      </w:r>
-      <w:r>
-        <w:rPr>
-          <w:rFonts w:ascii="Times New Roman" w:eastAsia="Times New Roman" w:hAnsi="Times New Roman" w:cs="Times New Roman"/>
-          <w:b/>
-          <w:bCs/>
-          <w:sz w:val="24"/>
-          <w:szCs w:val="24"/>
-          <w:lang w:eastAsia="bg-BG"/>
-        </w:rPr>
-        <w:t>Arduino Nano</w:t>
-      </w:r>
-      <w:r>
-        <w:rPr>
-          <w:rFonts w:ascii="Times New Roman" w:eastAsia="Times New Roman" w:hAnsi="Times New Roman" w:cs="Times New Roman"/>
-          <w:sz w:val="24"/>
-          <w:szCs w:val="24"/>
-          <w:lang w:eastAsia="bg-BG"/>
-        </w:rPr>
-        <w:t xml:space="preserve"> и RFID четец </w:t>
-      </w:r>
-      <w:r>
-        <w:rPr>
-          <w:rFonts w:ascii="Times New Roman" w:eastAsia="Times New Roman" w:hAnsi="Times New Roman" w:cs="Times New Roman"/>
-          <w:b/>
-          <w:bCs/>
-          <w:sz w:val="24"/>
-          <w:szCs w:val="24"/>
-          <w:lang w:eastAsia="bg-BG"/>
-        </w:rPr>
-        <w:t>RC522</w:t>
-      </w:r>
-      <w:r>
-        <w:rPr>
-          <w:rFonts w:ascii="Times New Roman" w:eastAsia="Times New Roman" w:hAnsi="Times New Roman" w:cs="Times New Roman"/>
-          <w:sz w:val="24"/>
-          <w:szCs w:val="24"/>
-          <w:lang w:eastAsia="bg-BG"/>
-        </w:rPr>
-        <w:t xml:space="preserve">, работещ на стандартната честота </w:t>
-      </w:r>
-      <w:r>
-        <w:rPr>
-          <w:rFonts w:ascii="Times New Roman" w:eastAsia="Times New Roman" w:hAnsi="Times New Roman" w:cs="Times New Roman"/>
-          <w:b/>
-          <w:bCs/>
-          <w:sz w:val="24"/>
-          <w:szCs w:val="24"/>
-          <w:lang w:eastAsia="bg-BG"/>
-        </w:rPr>
-        <w:t>13.56 MHz</w:t>
-      </w:r>
-      <w:r>
-        <w:rPr>
-          <w:rFonts w:ascii="Times New Roman" w:eastAsia="Times New Roman" w:hAnsi="Times New Roman" w:cs="Times New Roman"/>
-          <w:sz w:val="24"/>
-          <w:szCs w:val="24"/>
-          <w:lang w:eastAsia="bg-BG"/>
-        </w:rPr>
-        <w:t xml:space="preserve">. Комуникацията между тях се осъществява чрез високоскоростния </w:t>
-      </w:r>
-      <w:r>
-        <w:rPr>
-          <w:rFonts w:ascii="Times New Roman" w:eastAsia="Times New Roman" w:hAnsi="Times New Roman" w:cs="Times New Roman"/>
-          <w:b/>
-          <w:bCs/>
-          <w:sz w:val="24"/>
-          <w:szCs w:val="24"/>
-          <w:lang w:eastAsia="bg-BG"/>
-        </w:rPr>
-        <w:t>SPI интерфейс</w:t>
-      </w:r>
-      <w:r>
-        <w:rPr>
-          <w:rFonts w:ascii="Times New Roman" w:eastAsia="Times New Roman" w:hAnsi="Times New Roman" w:cs="Times New Roman"/>
-          <w:sz w:val="24"/>
-          <w:szCs w:val="24"/>
-          <w:lang w:eastAsia="bg-BG"/>
-        </w:rPr>
-        <w:t>, който гарантира незабавна реакция при доближаване на карта</w:t>
-      </w:r>
-      <w:r>
-        <w:rPr>
-          <w:rFonts w:ascii="Times New Roman" w:eastAsia="Times New Roman" w:hAnsi="Times New Roman" w:cs="Times New Roman"/>
-          <w:sz w:val="24"/>
-          <w:szCs w:val="24"/>
-          <w:lang w:eastAsia="bg-BG"/>
-        </w:rPr>
-        <w:t>.</w:t>
+          <w:b/>
+          <w:bCs/>
+          <w:sz w:val="24"/>
+          <w:szCs w:val="24"/>
+          <w:lang w:eastAsia="bg-BG"/>
+        </w:rPr>
+      </w:pPr>
+      <w:r>
+        <w:rPr>
+          <w:rFonts w:ascii="Times New Roman" w:eastAsia="Times New Roman" w:hAnsi="Times New Roman" w:cs="Times New Roman"/>
+          <w:b/>
+          <w:bCs/>
+          <w:sz w:val="24"/>
+          <w:szCs w:val="24"/>
+          <w:lang w:eastAsia="bg-BG"/>
+        </w:rPr>
+        <w:t>Слайд 2: Проблем и Мотивация</w:t>
       </w:r>
     </w:p>
     <w:p>
       <w:pPr>
+        <w:numPr>
+          <w:ilvl w:val="0"/>
+          <w:numId w:val="2"/>
+        </w:numPr>
         <w:spacing w:before="100" w:beforeAutospacing="1" w:after="100" w:afterAutospacing="1" w:line="240" w:lineRule="auto"/>
-        <w:outlineLvl w:val="3"/>
-        <w:rPr>
-          <w:rFonts w:ascii="Times New Roman" w:eastAsia="Times New Roman" w:hAnsi="Times New Roman" w:cs="Times New Roman"/>
-          <w:b/>
-          <w:bCs/>
-          <w:sz w:val="24"/>
-          <w:szCs w:val="24"/>
-          <w:lang w:eastAsia="bg-BG"/>
-        </w:rPr>
-      </w:pPr>
-      <w:r>
-        <w:rPr>
-          <w:rFonts w:ascii="Times New Roman" w:eastAsia="Times New Roman" w:hAnsi="Times New Roman" w:cs="Times New Roman"/>
-          <w:b/>
-          <w:bCs/>
-          <w:sz w:val="24"/>
-          <w:szCs w:val="24"/>
-          <w:lang w:eastAsia="bg-BG"/>
-        </w:rPr>
-        <w:t>3. Софтуерен мост и пренос на данни</w:t>
+        <w:rPr>
+          <w:rFonts w:ascii="Times New Roman" w:eastAsia="Times New Roman" w:hAnsi="Times New Roman" w:cs="Times New Roman"/>
+          <w:sz w:val="24"/>
+          <w:szCs w:val="24"/>
+          <w:lang w:eastAsia="bg-BG"/>
+        </w:rPr>
+      </w:pPr>
+      <w:r>
+        <w:rPr>
+          <w:rFonts w:ascii="Times New Roman" w:eastAsia="Times New Roman" w:hAnsi="Times New Roman" w:cs="Times New Roman"/>
+          <w:b/>
+          <w:bCs/>
+          <w:sz w:val="24"/>
+          <w:szCs w:val="24"/>
+          <w:lang w:eastAsia="bg-BG"/>
+        </w:rPr>
+        <w:t>Текст за слайда:</w:t>
+      </w:r>
+      <w:r>
+        <w:rPr>
+          <w:rFonts w:ascii="Times New Roman" w:eastAsia="Times New Roman" w:hAnsi="Times New Roman" w:cs="Times New Roman"/>
+          <w:sz w:val="24"/>
+          <w:szCs w:val="24"/>
+          <w:lang w:eastAsia="bg-BG"/>
+        </w:rPr>
+        <w:t xml:space="preserve"> Защо RFID? Отказ от механичните ключове.</w:t>
       </w:r>
     </w:p>
     <w:p>
       <w:pPr>
+        <w:numPr>
+          <w:ilvl w:val="0"/>
+          <w:numId w:val="2"/>
+        </w:numPr>
         <w:spacing w:before="100" w:beforeAutospacing="1" w:after="100" w:afterAutospacing="1" w:line="240" w:lineRule="auto"/>
         <w:rPr>
           <w:rFonts w:ascii="Times New Roman" w:eastAsia="Times New Roman" w:hAnsi="Times New Roman" w:cs="Times New Roman"/>
@@ -248,89 +227,54 @@
       <w:r>
         <w:rPr>
           <w:rFonts w:ascii="Times New Roman" w:eastAsia="Times New Roman" w:hAnsi="Times New Roman" w:cs="Times New Roman"/>
-          <w:sz w:val="24"/>
-          <w:szCs w:val="24"/>
-          <w:lang w:eastAsia="bg-BG"/>
-        </w:rPr>
-        <w:t xml:space="preserve">Тъй като микроконтролерът няма директен достъп до интернет, разработих софтуерен мост на </w:t>
-      </w:r>
-      <w:r>
-        <w:rPr>
-          <w:rFonts w:ascii="Times New Roman" w:eastAsia="Times New Roman" w:hAnsi="Times New Roman" w:cs="Times New Roman"/>
-          <w:b/>
-          <w:bCs/>
-          <w:sz w:val="24"/>
-          <w:szCs w:val="24"/>
-          <w:lang w:eastAsia="bg-BG"/>
-        </w:rPr>
-        <w:t>Python</w:t>
-      </w:r>
-      <w:r>
-        <w:rPr>
-          <w:rFonts w:ascii="Times New Roman" w:eastAsia="Times New Roman" w:hAnsi="Times New Roman" w:cs="Times New Roman"/>
-          <w:sz w:val="24"/>
-          <w:szCs w:val="24"/>
-          <w:lang w:eastAsia="bg-BG"/>
-        </w:rPr>
-        <w:t xml:space="preserve">. Този скрипт следи серийния порт в реално време, приема уникалния идентификатор (UID) на картата и го препраща към моя уеб сървър чрез </w:t>
-      </w:r>
-      <w:r>
-        <w:rPr>
-          <w:rFonts w:ascii="Times New Roman" w:eastAsia="Times New Roman" w:hAnsi="Times New Roman" w:cs="Times New Roman"/>
-          <w:b/>
-          <w:bCs/>
-          <w:sz w:val="24"/>
-          <w:szCs w:val="24"/>
-          <w:lang w:eastAsia="bg-BG"/>
-        </w:rPr>
-        <w:t>REST API</w:t>
-      </w:r>
-      <w:r>
-        <w:rPr>
-          <w:rFonts w:ascii="Times New Roman" w:eastAsia="Times New Roman" w:hAnsi="Times New Roman" w:cs="Times New Roman"/>
-          <w:sz w:val="24"/>
-          <w:szCs w:val="24"/>
-          <w:lang w:eastAsia="bg-BG"/>
-        </w:rPr>
-        <w:t xml:space="preserve"> заявки. По този начин превръщам обикновеното Arduino в умно IoT устройство</w:t>
-      </w:r>
-      <w:r>
-        <w:rPr>
-          <w:rFonts w:ascii="Times New Roman" w:eastAsia="Times New Roman" w:hAnsi="Times New Roman" w:cs="Times New Roman"/>
-          <w:sz w:val="24"/>
-          <w:szCs w:val="24"/>
-          <w:lang w:eastAsia="bg-BG"/>
-        </w:rPr>
-        <w:t>.</w:t>
+          <w:b/>
+          <w:bCs/>
+          <w:sz w:val="24"/>
+          <w:szCs w:val="24"/>
+          <w:lang w:eastAsia="bg-BG"/>
+        </w:rPr>
+        <w:t>Твоят разказ:</w:t>
+      </w:r>
+      <w:r>
+        <w:rPr>
+          <w:rFonts w:ascii="Times New Roman" w:eastAsia="Times New Roman" w:hAnsi="Times New Roman" w:cs="Times New Roman"/>
+          <w:sz w:val="24"/>
+          <w:szCs w:val="24"/>
+          <w:lang w:eastAsia="bg-BG"/>
+        </w:rPr>
+        <w:t xml:space="preserve"> „Традиционните ключове имат много недостатъци – лесно се губят, не знаем кой кога ги ползва и са лесни за копиране. Моята мотивация беше да предложа система, която предлага отчетност в реално време, по-висока сигурност и много по-лесно управление на достъпа.“</w:t>
       </w:r>
     </w:p>
     <w:p>
       <w:pPr>
         <w:spacing w:before="100" w:beforeAutospacing="1" w:after="100" w:afterAutospacing="1" w:line="240" w:lineRule="auto"/>
-        <w:outlineLvl w:val="3"/>
-        <w:rPr>
-          <w:rFonts w:ascii="Times New Roman" w:eastAsia="Times New Roman" w:hAnsi="Times New Roman" w:cs="Times New Roman"/>
-          <w:b/>
-          <w:bCs/>
-          <w:sz w:val="24"/>
-          <w:szCs w:val="24"/>
-          <w:lang w:eastAsia="bg-BG"/>
-        </w:rPr>
-      </w:pPr>
-      <w:r>
-        <w:rPr>
-          <w:rFonts w:ascii="Times New Roman" w:eastAsia="Times New Roman" w:hAnsi="Times New Roman" w:cs="Times New Roman"/>
-          <w:b/>
-          <w:bCs/>
-          <w:sz w:val="24"/>
-          <w:szCs w:val="24"/>
-          <w:lang w:eastAsia="bg-BG"/>
-        </w:rPr>
-        <w:t>4. Бекенд и База данни</w:t>
+        <w:rPr>
+          <w:rFonts w:ascii="Times New Roman" w:eastAsia="Times New Roman" w:hAnsi="Times New Roman" w:cs="Times New Roman"/>
+          <w:b/>
+          <w:bCs/>
+          <w:sz w:val="24"/>
+          <w:szCs w:val="24"/>
+          <w:lang w:eastAsia="bg-BG"/>
+        </w:rPr>
+      </w:pPr>
+      <w:r>
+        <w:rPr>
+          <w:rFonts w:ascii="Times New Roman" w:eastAsia="Times New Roman" w:hAnsi="Times New Roman" w:cs="Times New Roman"/>
+          <w:b/>
+          <w:bCs/>
+          <w:sz w:val="24"/>
+          <w:szCs w:val="24"/>
+          <w:lang w:eastAsia="bg-BG"/>
+        </w:rPr>
+        <w:t>Слайд 3: Обща архитектура на системата</w:t>
       </w:r>
     </w:p>
     <w:p>
       <w:pPr>
+        <w:numPr>
+          <w:ilvl w:val="0"/>
+          <w:numId w:val="3"/>
+        </w:numPr>
         <w:spacing w:before="100" w:beforeAutospacing="1" w:after="100" w:afterAutospacing="1" w:line="240" w:lineRule="auto"/>
         <w:rPr>
           <w:rFonts w:ascii="Times New Roman" w:eastAsia="Times New Roman" w:hAnsi="Times New Roman" w:cs="Times New Roman"/>
@@ -342,105 +286,57 @@
       <w:r>
         <w:rPr>
           <w:rFonts w:ascii="Times New Roman" w:eastAsia="Times New Roman" w:hAnsi="Times New Roman" w:cs="Times New Roman"/>
-          <w:sz w:val="24"/>
-          <w:szCs w:val="24"/>
-          <w:lang w:eastAsia="bg-BG"/>
-        </w:rPr>
-        <w:t xml:space="preserve">Сървърната част е изградена с </w:t>
-      </w:r>
-      <w:r>
-        <w:rPr>
-          <w:rFonts w:ascii="Times New Roman" w:eastAsia="Times New Roman" w:hAnsi="Times New Roman" w:cs="Times New Roman"/>
-          <w:b/>
-          <w:bCs/>
-          <w:sz w:val="24"/>
-          <w:szCs w:val="24"/>
-          <w:lang w:eastAsia="bg-BG"/>
-        </w:rPr>
-        <w:t>Django</w:t>
-      </w:r>
-      <w:r>
-        <w:rPr>
-          <w:rFonts w:ascii="Times New Roman" w:eastAsia="Times New Roman" w:hAnsi="Times New Roman" w:cs="Times New Roman"/>
-          <w:sz w:val="24"/>
-          <w:szCs w:val="24"/>
-          <w:lang w:eastAsia="bg-BG"/>
-        </w:rPr>
-        <w:t xml:space="preserve"> и </w:t>
-      </w:r>
-      <w:r>
-        <w:rPr>
-          <w:rFonts w:ascii="Times New Roman" w:eastAsia="Times New Roman" w:hAnsi="Times New Roman" w:cs="Times New Roman"/>
-          <w:b/>
-          <w:bCs/>
-          <w:sz w:val="24"/>
-          <w:szCs w:val="24"/>
-          <w:lang w:eastAsia="bg-BG"/>
-        </w:rPr>
-        <w:t>Django REST Framework</w:t>
-      </w:r>
-      <w:r>
-        <w:rPr>
-          <w:rFonts w:ascii="Times New Roman" w:eastAsia="Times New Roman" w:hAnsi="Times New Roman" w:cs="Times New Roman"/>
-          <w:sz w:val="24"/>
-          <w:szCs w:val="24"/>
-          <w:lang w:eastAsia="bg-BG"/>
-        </w:rPr>
-        <w:t xml:space="preserve">. За съхранение на информацията използвах релационна база данни </w:t>
-      </w:r>
-      <w:r>
-        <w:rPr>
-          <w:rFonts w:ascii="Times New Roman" w:eastAsia="Times New Roman" w:hAnsi="Times New Roman" w:cs="Times New Roman"/>
-          <w:b/>
-          <w:bCs/>
-          <w:sz w:val="24"/>
-          <w:szCs w:val="24"/>
-          <w:lang w:eastAsia="bg-BG"/>
-        </w:rPr>
-        <w:t>MariaDB</w:t>
-      </w:r>
-      <w:r>
-        <w:rPr>
-          <w:rFonts w:ascii="Times New Roman" w:eastAsia="Times New Roman" w:hAnsi="Times New Roman" w:cs="Times New Roman"/>
-          <w:sz w:val="24"/>
-          <w:szCs w:val="24"/>
-          <w:lang w:eastAsia="bg-BG"/>
-        </w:rPr>
-        <w:t>, организирана в две основни таблици: за регистрираните карти и за хронология на събитията. Системата не просто проверява дали картата съществува, но и дали статусът ѝ е „активен“, преди да разреши достъп</w:t>
-      </w:r>
-      <w:r>
-        <w:rPr>
-          <w:rFonts w:ascii="Times New Roman" w:eastAsia="Times New Roman" w:hAnsi="Times New Roman" w:cs="Times New Roman"/>
-          <w:sz w:val="24"/>
-          <w:szCs w:val="24"/>
-          <w:lang w:eastAsia="bg-BG"/>
-        </w:rPr>
-        <w:t>.</w:t>
+          <w:b/>
+          <w:bCs/>
+          <w:sz w:val="24"/>
+          <w:szCs w:val="24"/>
+          <w:lang w:eastAsia="bg-BG"/>
+        </w:rPr>
+        <w:t>Текст за слайда:</w:t>
+      </w:r>
+      <w:r>
+        <w:rPr>
+          <w:rFonts w:ascii="Times New Roman" w:eastAsia="Times New Roman" w:hAnsi="Times New Roman" w:cs="Times New Roman"/>
+          <w:sz w:val="24"/>
+          <w:szCs w:val="24"/>
+          <w:lang w:eastAsia="bg-BG"/>
+        </w:rPr>
+        <w:t xml:space="preserve"> Трислоен модел: Хардуер – Комуникация – Софтуер.</w:t>
       </w:r>
     </w:p>
     <w:p>
       <w:pPr>
+        <w:numPr>
+          <w:ilvl w:val="0"/>
+          <w:numId w:val="3"/>
+        </w:numPr>
         <w:spacing w:before="100" w:beforeAutospacing="1" w:after="100" w:afterAutospacing="1" w:line="240" w:lineRule="auto"/>
-        <w:outlineLvl w:val="3"/>
-        <w:rPr>
-          <w:rFonts w:ascii="Times New Roman" w:eastAsia="Times New Roman" w:hAnsi="Times New Roman" w:cs="Times New Roman"/>
-          <w:b/>
-          <w:bCs/>
-          <w:sz w:val="24"/>
-          <w:szCs w:val="24"/>
-          <w:lang w:eastAsia="bg-BG"/>
-        </w:rPr>
-      </w:pPr>
-      <w:r>
-        <w:rPr>
-          <w:rFonts w:ascii="Times New Roman" w:eastAsia="Times New Roman" w:hAnsi="Times New Roman" w:cs="Times New Roman"/>
-          <w:b/>
-          <w:bCs/>
-          <w:sz w:val="24"/>
-          <w:szCs w:val="24"/>
-          <w:lang w:eastAsia="bg-BG"/>
-        </w:rPr>
-        <w:t>5. Потребителски интерфейс и функционалност</w:t>
+        <w:rPr>
+          <w:rFonts w:ascii="Times New Roman" w:eastAsia="Times New Roman" w:hAnsi="Times New Roman" w:cs="Times New Roman"/>
+          <w:sz w:val="24"/>
+          <w:szCs w:val="24"/>
+          <w:lang w:eastAsia="bg-BG"/>
+        </w:rPr>
+      </w:pPr>
+      <w:r>
+        <w:rPr>
+          <w:rFonts w:ascii="Times New Roman" w:eastAsia="Times New Roman" w:hAnsi="Times New Roman" w:cs="Times New Roman"/>
+          <w:b/>
+          <w:bCs/>
+          <w:sz w:val="24"/>
+          <w:szCs w:val="24"/>
+          <w:lang w:eastAsia="bg-BG"/>
+        </w:rPr>
+        <w:t>Твоят разказ:</w:t>
+      </w:r>
+      <w:r>
+        <w:rPr>
+          <w:rFonts w:ascii="Times New Roman" w:eastAsia="Times New Roman" w:hAnsi="Times New Roman" w:cs="Times New Roman"/>
+          <w:sz w:val="24"/>
+          <w:szCs w:val="24"/>
+          <w:lang w:eastAsia="bg-BG"/>
+        </w:rPr>
+        <w:t xml:space="preserve"> „За да работи системата надеждно, я изградих на три нива. Първото е физическото устройство, което чете картите. Второто е софтуерен мост, който пренася данните, а третото е уеб платформата, където се съхранява информацията и се вземат решенията.“</w:t>
       </w:r>
     </w:p>
     <w:p>
@@ -448,117 +344,66 @@
         <w:spacing w:before="100" w:beforeAutospacing="1" w:after="100" w:afterAutospacing="1" w:line="240" w:lineRule="auto"/>
         <w:rPr>
           <w:rFonts w:ascii="Times New Roman" w:eastAsia="Times New Roman" w:hAnsi="Times New Roman" w:cs="Times New Roman"/>
-          <w:sz w:val="24"/>
-          <w:szCs w:val="24"/>
-          <w:lang w:eastAsia="bg-BG"/>
-        </w:rPr>
-      </w:pPr>
-      <w:r>
-        <w:rPr>
-          <w:rFonts w:ascii="Times New Roman" w:eastAsia="Times New Roman" w:hAnsi="Times New Roman" w:cs="Times New Roman"/>
-          <w:sz w:val="24"/>
-          <w:szCs w:val="24"/>
-          <w:lang w:eastAsia="bg-BG"/>
-        </w:rPr>
-        <w:t xml:space="preserve">За администраторите създадох модерен уеб интерфейс като </w:t>
-      </w:r>
-      <w:r>
-        <w:rPr>
-          <w:rFonts w:ascii="Times New Roman" w:eastAsia="Times New Roman" w:hAnsi="Times New Roman" w:cs="Times New Roman"/>
-          <w:b/>
-          <w:bCs/>
-          <w:sz w:val="24"/>
-          <w:szCs w:val="24"/>
-          <w:lang w:eastAsia="bg-BG"/>
-        </w:rPr>
-        <w:t>Single Page Application (SPA)</w:t>
-      </w:r>
-      <w:r>
-        <w:rPr>
-          <w:rFonts w:ascii="Times New Roman" w:eastAsia="Times New Roman" w:hAnsi="Times New Roman" w:cs="Times New Roman"/>
-          <w:sz w:val="24"/>
-          <w:szCs w:val="24"/>
-          <w:lang w:eastAsia="bg-BG"/>
-        </w:rPr>
-        <w:t xml:space="preserve">, използвайки рамката </w:t>
-      </w:r>
-      <w:r>
-        <w:rPr>
-          <w:rFonts w:ascii="Times New Roman" w:eastAsia="Times New Roman" w:hAnsi="Times New Roman" w:cs="Times New Roman"/>
-          <w:b/>
-          <w:bCs/>
-          <w:sz w:val="24"/>
-          <w:szCs w:val="24"/>
-          <w:lang w:eastAsia="bg-BG"/>
-        </w:rPr>
-        <w:t>Vue.js</w:t>
-      </w:r>
-      <w:r>
-        <w:rPr>
-          <w:rFonts w:ascii="Times New Roman" w:eastAsia="Times New Roman" w:hAnsi="Times New Roman" w:cs="Times New Roman"/>
-          <w:sz w:val="24"/>
-          <w:szCs w:val="24"/>
-          <w:lang w:eastAsia="bg-BG"/>
-        </w:rPr>
-        <w:t xml:space="preserve"> и </w:t>
-      </w:r>
-      <w:r>
-        <w:rPr>
-          <w:rFonts w:ascii="Times New Roman" w:eastAsia="Times New Roman" w:hAnsi="Times New Roman" w:cs="Times New Roman"/>
-          <w:b/>
-          <w:bCs/>
-          <w:sz w:val="24"/>
-          <w:szCs w:val="24"/>
-          <w:lang w:eastAsia="bg-BG"/>
-        </w:rPr>
-        <w:t>Bootstrap 5</w:t>
-      </w:r>
-      <w:r>
-        <w:rPr>
-          <w:rFonts w:ascii="Times New Roman" w:eastAsia="Times New Roman" w:hAnsi="Times New Roman" w:cs="Times New Roman"/>
-          <w:sz w:val="24"/>
-          <w:szCs w:val="24"/>
-          <w:lang w:eastAsia="bg-BG"/>
-        </w:rPr>
-        <w:t>. През него те могат в реално време да наблюдават кой влиза, да добавят нови потребители или незабавно да блокират изгубена карта само с един клик</w:t>
-      </w:r>
-      <w:r>
-        <w:rPr>
-          <w:rFonts w:ascii="Times New Roman" w:eastAsia="Times New Roman" w:hAnsi="Times New Roman" w:cs="Times New Roman"/>
-          <w:sz w:val="24"/>
-          <w:szCs w:val="24"/>
-          <w:lang w:eastAsia="bg-BG"/>
-        </w:rPr>
-        <w:t>.</w:t>
+          <w:b/>
+          <w:bCs/>
+          <w:sz w:val="24"/>
+          <w:szCs w:val="24"/>
+          <w:lang w:eastAsia="bg-BG"/>
+        </w:rPr>
+      </w:pPr>
+      <w:r>
+        <w:rPr>
+          <w:rFonts w:ascii="Times New Roman" w:eastAsia="Times New Roman" w:hAnsi="Times New Roman" w:cs="Times New Roman"/>
+          <w:b/>
+          <w:bCs/>
+          <w:sz w:val="24"/>
+          <w:szCs w:val="24"/>
+          <w:lang w:eastAsia="bg-BG"/>
+        </w:rPr>
+        <w:t>Слайд 4: Хардуерно решение (Arduino Nano)</w:t>
       </w:r>
     </w:p>
     <w:p>
       <w:pPr>
+        <w:numPr>
+          <w:ilvl w:val="0"/>
+          <w:numId w:val="4"/>
+        </w:numPr>
         <w:spacing w:before="100" w:beforeAutospacing="1" w:after="100" w:afterAutospacing="1" w:line="240" w:lineRule="auto"/>
-        <w:outlineLvl w:val="3"/>
-        <w:rPr>
-          <w:rFonts w:ascii="Times New Roman" w:eastAsia="Times New Roman" w:hAnsi="Times New Roman" w:cs="Times New Roman"/>
-          <w:b/>
-          <w:bCs/>
-          <w:sz w:val="24"/>
-          <w:szCs w:val="24"/>
-          <w:lang w:eastAsia="bg-BG"/>
-        </w:rPr>
-      </w:pPr>
-      <w:r>
-        <w:rPr>
-          <w:rFonts w:ascii="Times New Roman" w:eastAsia="Times New Roman" w:hAnsi="Times New Roman" w:cs="Times New Roman"/>
-          <w:b/>
-          <w:bCs/>
-          <w:sz w:val="24"/>
-          <w:szCs w:val="24"/>
-          <w:lang w:eastAsia="bg-BG"/>
-        </w:rPr>
-        <w:t>6. Заключение и бъдещо развитие</w:t>
+        <w:rPr>
+          <w:rFonts w:ascii="Times New Roman" w:eastAsia="Times New Roman" w:hAnsi="Times New Roman" w:cs="Times New Roman"/>
+          <w:sz w:val="24"/>
+          <w:szCs w:val="24"/>
+          <w:lang w:eastAsia="bg-BG"/>
+        </w:rPr>
+      </w:pPr>
+      <w:r>
+        <w:rPr>
+          <w:rFonts w:ascii="Times New Roman" w:eastAsia="Times New Roman" w:hAnsi="Times New Roman" w:cs="Times New Roman"/>
+          <w:b/>
+          <w:bCs/>
+          <w:sz w:val="24"/>
+          <w:szCs w:val="24"/>
+          <w:lang w:eastAsia="bg-BG"/>
+        </w:rPr>
+        <w:t>Текст за слайда:</w:t>
+      </w:r>
+      <w:r>
+        <w:rPr>
+          <w:rFonts w:ascii="Times New Roman" w:eastAsia="Times New Roman" w:hAnsi="Times New Roman" w:cs="Times New Roman"/>
+          <w:sz w:val="24"/>
+          <w:szCs w:val="24"/>
+          <w:lang w:eastAsia="bg-BG"/>
+        </w:rPr>
+        <w:t xml:space="preserve"> Избор на микроконтролер и периферия.</w:t>
       </w:r>
     </w:p>
     <w:p>
       <w:pPr>
+        <w:numPr>
+          <w:ilvl w:val="0"/>
+          <w:numId w:val="4"/>
+        </w:numPr>
         <w:spacing w:before="100" w:beforeAutospacing="1" w:after="100" w:afterAutospacing="1" w:line="240" w:lineRule="auto"/>
         <w:rPr>
           <w:rFonts w:ascii="Times New Roman" w:eastAsia="Times New Roman" w:hAnsi="Times New Roman" w:cs="Times New Roman"/>
@@ -570,23 +415,693 @@
       <w:r>
         <w:rPr>
           <w:rFonts w:ascii="Times New Roman" w:eastAsia="Times New Roman" w:hAnsi="Times New Roman" w:cs="Times New Roman"/>
-          <w:sz w:val="24"/>
-          <w:szCs w:val="24"/>
-          <w:lang w:eastAsia="bg-BG"/>
-        </w:rPr>
-        <w:t>В заключение, проектът ми е напълно функционален и успешно премина всички тестове за сигурност и стабилност. В бъдеще планирам да добавя мобилно приложение и да внедря криптографска защита на самите карти, за да предотвратя възможността за тяхното клониране. Благодаря за вниманието и съм готова за вашите въпроси</w:t>
-      </w:r>
-      <w:r>
-        <w:rPr>
-          <w:rFonts w:ascii="Times New Roman" w:eastAsia="Times New Roman" w:hAnsi="Times New Roman" w:cs="Times New Roman"/>
-          <w:sz w:val="24"/>
-          <w:szCs w:val="24"/>
-          <w:lang w:eastAsia="bg-BG"/>
-        </w:rPr>
-        <w:t>.</w:t>
-      </w:r>
+          <w:b/>
+          <w:bCs/>
+          <w:sz w:val="24"/>
+          <w:szCs w:val="24"/>
+          <w:lang w:eastAsia="bg-BG"/>
+        </w:rPr>
+        <w:t>Твоят разказ:</w:t>
+      </w:r>
+      <w:r>
+        <w:rPr>
+          <w:rFonts w:ascii="Times New Roman" w:eastAsia="Times New Roman" w:hAnsi="Times New Roman" w:cs="Times New Roman"/>
+          <w:sz w:val="24"/>
+          <w:szCs w:val="24"/>
+          <w:lang w:eastAsia="bg-BG"/>
+        </w:rPr>
+        <w:t xml:space="preserve"> „В сърцето на хардуера стои Arduino Nano. Избрах него заради компактните му размери и ефективност. Към него свързах RFID четец чрез SPI интерфейс, което гарантира изключително бърза реакция при доближаване на карта – буквално за милисекунди.“</w:t>
+      </w:r>
+    </w:p>
+    <w:p>
+      <w:pPr>
+        <w:spacing w:before="100" w:beforeAutospacing="1" w:after="100" w:afterAutospacing="1" w:line="240" w:lineRule="auto"/>
+        <w:rPr>
+          <w:rFonts w:ascii="Times New Roman" w:eastAsia="Times New Roman" w:hAnsi="Times New Roman" w:cs="Times New Roman"/>
+          <w:b/>
+          <w:bCs/>
+          <w:sz w:val="24"/>
+          <w:szCs w:val="24"/>
+          <w:lang w:eastAsia="bg-BG"/>
+        </w:rPr>
+      </w:pPr>
+      <w:r>
+        <w:rPr>
+          <w:rFonts w:ascii="Times New Roman" w:eastAsia="Times New Roman" w:hAnsi="Times New Roman" w:cs="Times New Roman"/>
+          <w:b/>
+          <w:bCs/>
+          <w:sz w:val="24"/>
+          <w:szCs w:val="24"/>
+          <w:lang w:eastAsia="bg-BG"/>
+        </w:rPr>
+        <w:t>Слайд 5: Комуникационният мост (Python Bridge)</w:t>
+      </w:r>
+    </w:p>
+    <w:p>
+      <w:pPr>
+        <w:numPr>
+          <w:ilvl w:val="0"/>
+          <w:numId w:val="5"/>
+        </w:numPr>
+        <w:spacing w:before="100" w:beforeAutospacing="1" w:after="100" w:afterAutospacing="1" w:line="240" w:lineRule="auto"/>
+        <w:rPr>
+          <w:rFonts w:ascii="Times New Roman" w:eastAsia="Times New Roman" w:hAnsi="Times New Roman" w:cs="Times New Roman"/>
+          <w:sz w:val="24"/>
+          <w:szCs w:val="24"/>
+          <w:lang w:eastAsia="bg-BG"/>
+        </w:rPr>
+      </w:pPr>
+      <w:r>
+        <w:rPr>
+          <w:rFonts w:ascii="Times New Roman" w:eastAsia="Times New Roman" w:hAnsi="Times New Roman" w:cs="Times New Roman"/>
+          <w:b/>
+          <w:bCs/>
+          <w:sz w:val="24"/>
+          <w:szCs w:val="24"/>
+          <w:lang w:eastAsia="bg-BG"/>
+        </w:rPr>
+        <w:t>Текст за слайда:</w:t>
+      </w:r>
+      <w:r>
+        <w:rPr>
+          <w:rFonts w:ascii="Times New Roman" w:eastAsia="Times New Roman" w:hAnsi="Times New Roman" w:cs="Times New Roman"/>
+          <w:sz w:val="24"/>
+          <w:szCs w:val="24"/>
+          <w:lang w:eastAsia="bg-BG"/>
+        </w:rPr>
+        <w:t xml:space="preserve"> Връзката между физическия и цифровия свят.</w:t>
+      </w:r>
+    </w:p>
+    <w:p>
+      <w:pPr>
+        <w:numPr>
+          <w:ilvl w:val="0"/>
+          <w:numId w:val="5"/>
+        </w:numPr>
+        <w:spacing w:before="100" w:beforeAutospacing="1" w:after="100" w:afterAutospacing="1" w:line="240" w:lineRule="auto"/>
+        <w:rPr>
+          <w:rFonts w:ascii="Times New Roman" w:eastAsia="Times New Roman" w:hAnsi="Times New Roman" w:cs="Times New Roman"/>
+          <w:sz w:val="24"/>
+          <w:szCs w:val="24"/>
+          <w:lang w:eastAsia="bg-BG"/>
+        </w:rPr>
+      </w:pPr>
+      <w:r>
+        <w:rPr>
+          <w:rFonts w:ascii="Times New Roman" w:eastAsia="Times New Roman" w:hAnsi="Times New Roman" w:cs="Times New Roman"/>
+          <w:b/>
+          <w:bCs/>
+          <w:sz w:val="24"/>
+          <w:szCs w:val="24"/>
+          <w:lang w:eastAsia="bg-BG"/>
+        </w:rPr>
+        <w:t>Твоят разказ:</w:t>
+      </w:r>
+      <w:r>
+        <w:rPr>
+          <w:rFonts w:ascii="Times New Roman" w:eastAsia="Times New Roman" w:hAnsi="Times New Roman" w:cs="Times New Roman"/>
+          <w:sz w:val="24"/>
+          <w:szCs w:val="24"/>
+          <w:lang w:eastAsia="bg-BG"/>
+        </w:rPr>
+        <w:t xml:space="preserve"> „Тъй като самото Arduino няма директна връзка с интернет, разработих специален софтуерен мост на езика Python. Той действа като преводач – приема уникалния код на картата от серийния порт и го изпраща към моя облачен сървър по защитен път.“</w:t>
+      </w:r>
+    </w:p>
+    <w:p>
+      <w:pPr>
+        <w:spacing w:before="100" w:beforeAutospacing="1" w:after="100" w:afterAutospacing="1" w:line="240" w:lineRule="auto"/>
+        <w:rPr>
+          <w:rFonts w:ascii="Times New Roman" w:eastAsia="Times New Roman" w:hAnsi="Times New Roman" w:cs="Times New Roman"/>
+          <w:b/>
+          <w:bCs/>
+          <w:sz w:val="24"/>
+          <w:szCs w:val="24"/>
+          <w:lang w:eastAsia="bg-BG"/>
+        </w:rPr>
+      </w:pPr>
+      <w:r>
+        <w:rPr>
+          <w:rFonts w:ascii="Times New Roman" w:eastAsia="Times New Roman" w:hAnsi="Times New Roman" w:cs="Times New Roman"/>
+          <w:b/>
+          <w:bCs/>
+          <w:sz w:val="24"/>
+          <w:szCs w:val="24"/>
+          <w:lang w:eastAsia="bg-BG"/>
+        </w:rPr>
+        <w:t>Слайд 6: Управление на данните (Django &amp; MariaDB)</w:t>
+      </w:r>
+    </w:p>
+    <w:p>
+      <w:pPr>
+        <w:numPr>
+          <w:ilvl w:val="0"/>
+          <w:numId w:val="6"/>
+        </w:numPr>
+        <w:spacing w:before="100" w:beforeAutospacing="1" w:after="100" w:afterAutospacing="1" w:line="240" w:lineRule="auto"/>
+        <w:rPr>
+          <w:rFonts w:ascii="Times New Roman" w:eastAsia="Times New Roman" w:hAnsi="Times New Roman" w:cs="Times New Roman"/>
+          <w:sz w:val="24"/>
+          <w:szCs w:val="24"/>
+          <w:lang w:eastAsia="bg-BG"/>
+        </w:rPr>
+      </w:pPr>
+      <w:r>
+        <w:rPr>
+          <w:rFonts w:ascii="Times New Roman" w:eastAsia="Times New Roman" w:hAnsi="Times New Roman" w:cs="Times New Roman"/>
+          <w:b/>
+          <w:bCs/>
+          <w:sz w:val="24"/>
+          <w:szCs w:val="24"/>
+          <w:lang w:eastAsia="bg-BG"/>
+        </w:rPr>
+        <w:t>Текст за слайда:</w:t>
+      </w:r>
+      <w:r>
+        <w:rPr>
+          <w:rFonts w:ascii="Times New Roman" w:eastAsia="Times New Roman" w:hAnsi="Times New Roman" w:cs="Times New Roman"/>
+          <w:sz w:val="24"/>
+          <w:szCs w:val="24"/>
+          <w:lang w:eastAsia="bg-BG"/>
+        </w:rPr>
+        <w:t xml:space="preserve"> Бекенд архитектура и съхранение на информацията.</w:t>
+      </w:r>
+    </w:p>
+    <w:p>
+      <w:pPr>
+        <w:numPr>
+          <w:ilvl w:val="0"/>
+          <w:numId w:val="6"/>
+        </w:numPr>
+        <w:spacing w:before="100" w:beforeAutospacing="1" w:after="100" w:afterAutospacing="1" w:line="240" w:lineRule="auto"/>
+        <w:rPr>
+          <w:rFonts w:ascii="Times New Roman" w:eastAsia="Times New Roman" w:hAnsi="Times New Roman" w:cs="Times New Roman"/>
+          <w:sz w:val="24"/>
+          <w:szCs w:val="24"/>
+          <w:lang w:eastAsia="bg-BG"/>
+        </w:rPr>
+      </w:pPr>
+      <w:r>
+        <w:rPr>
+          <w:rFonts w:ascii="Times New Roman" w:eastAsia="Times New Roman" w:hAnsi="Times New Roman" w:cs="Times New Roman"/>
+          <w:b/>
+          <w:bCs/>
+          <w:sz w:val="24"/>
+          <w:szCs w:val="24"/>
+          <w:lang w:eastAsia="bg-BG"/>
+        </w:rPr>
+        <w:t>Твоят разказ:</w:t>
+      </w:r>
+      <w:r>
+        <w:rPr>
+          <w:rFonts w:ascii="Times New Roman" w:eastAsia="Times New Roman" w:hAnsi="Times New Roman" w:cs="Times New Roman"/>
+          <w:sz w:val="24"/>
+          <w:szCs w:val="24"/>
+          <w:lang w:eastAsia="bg-BG"/>
+        </w:rPr>
+        <w:t xml:space="preserve"> „За обработката на данните се доверих на фреймуорка Django. Използвах релационна база данни MariaDB, в която се съхраняват профилите на потребителите и техните нива на достъп. Това гарантира, че системата е скалируема и може да поддържа стотици карти без забавяне.“</w:t>
+      </w:r>
+    </w:p>
+    <w:p>
+      <w:pPr>
+        <w:spacing w:before="100" w:beforeAutospacing="1" w:after="100" w:afterAutospacing="1" w:line="240" w:lineRule="auto"/>
+        <w:rPr>
+          <w:rFonts w:ascii="Times New Roman" w:eastAsia="Times New Roman" w:hAnsi="Times New Roman" w:cs="Times New Roman"/>
+          <w:b/>
+          <w:bCs/>
+          <w:sz w:val="24"/>
+          <w:szCs w:val="24"/>
+          <w:lang w:eastAsia="bg-BG"/>
+        </w:rPr>
+      </w:pPr>
+    </w:p>
+    <w:p>
+      <w:pPr>
+        <w:spacing w:before="100" w:beforeAutospacing="1" w:after="100" w:afterAutospacing="1" w:line="240" w:lineRule="auto"/>
+        <w:rPr>
+          <w:rFonts w:ascii="Times New Roman" w:eastAsia="Times New Roman" w:hAnsi="Times New Roman" w:cs="Times New Roman"/>
+          <w:b/>
+          <w:bCs/>
+          <w:sz w:val="24"/>
+          <w:szCs w:val="24"/>
+          <w:lang w:eastAsia="bg-BG"/>
+        </w:rPr>
+      </w:pPr>
       <w:bookmarkStart w:id="0" w:name="_GoBack"/>
       <w:bookmarkEnd w:id="0"/>
+      <w:r>
+        <w:rPr>
+          <w:rFonts w:ascii="Times New Roman" w:eastAsia="Times New Roman" w:hAnsi="Times New Roman" w:cs="Times New Roman"/>
+          <w:b/>
+          <w:bCs/>
+          <w:sz w:val="24"/>
+          <w:szCs w:val="24"/>
+          <w:lang w:eastAsia="bg-BG"/>
+        </w:rPr>
+        <w:lastRenderedPageBreak/>
+        <w:t>Слайд 7: Потребителски интерфейс (Vue.js)</w:t>
+      </w:r>
+    </w:p>
+    <w:p>
+      <w:pPr>
+        <w:numPr>
+          <w:ilvl w:val="0"/>
+          <w:numId w:val="7"/>
+        </w:numPr>
+        <w:spacing w:before="100" w:beforeAutospacing="1" w:after="100" w:afterAutospacing="1" w:line="240" w:lineRule="auto"/>
+        <w:rPr>
+          <w:rFonts w:ascii="Times New Roman" w:eastAsia="Times New Roman" w:hAnsi="Times New Roman" w:cs="Times New Roman"/>
+          <w:sz w:val="24"/>
+          <w:szCs w:val="24"/>
+          <w:lang w:eastAsia="bg-BG"/>
+        </w:rPr>
+      </w:pPr>
+      <w:r>
+        <w:rPr>
+          <w:rFonts w:ascii="Times New Roman" w:eastAsia="Times New Roman" w:hAnsi="Times New Roman" w:cs="Times New Roman"/>
+          <w:b/>
+          <w:bCs/>
+          <w:sz w:val="24"/>
+          <w:szCs w:val="24"/>
+          <w:lang w:eastAsia="bg-BG"/>
+        </w:rPr>
+        <w:t>Текст за слайда:</w:t>
+      </w:r>
+      <w:r>
+        <w:rPr>
+          <w:rFonts w:ascii="Times New Roman" w:eastAsia="Times New Roman" w:hAnsi="Times New Roman" w:cs="Times New Roman"/>
+          <w:sz w:val="24"/>
+          <w:szCs w:val="24"/>
+          <w:lang w:eastAsia="bg-BG"/>
+        </w:rPr>
+        <w:t xml:space="preserve"> Модерна администрация в реално време.</w:t>
+      </w:r>
+    </w:p>
+    <w:p>
+      <w:pPr>
+        <w:numPr>
+          <w:ilvl w:val="0"/>
+          <w:numId w:val="7"/>
+        </w:numPr>
+        <w:spacing w:before="100" w:beforeAutospacing="1" w:after="100" w:afterAutospacing="1" w:line="240" w:lineRule="auto"/>
+        <w:rPr>
+          <w:rFonts w:ascii="Times New Roman" w:eastAsia="Times New Roman" w:hAnsi="Times New Roman" w:cs="Times New Roman"/>
+          <w:sz w:val="24"/>
+          <w:szCs w:val="24"/>
+          <w:lang w:eastAsia="bg-BG"/>
+        </w:rPr>
+      </w:pPr>
+      <w:r>
+        <w:rPr>
+          <w:rFonts w:ascii="Times New Roman" w:eastAsia="Times New Roman" w:hAnsi="Times New Roman" w:cs="Times New Roman"/>
+          <w:b/>
+          <w:bCs/>
+          <w:sz w:val="24"/>
+          <w:szCs w:val="24"/>
+          <w:lang w:eastAsia="bg-BG"/>
+        </w:rPr>
+        <w:t>Твоят разказ:</w:t>
+      </w:r>
+      <w:r>
+        <w:rPr>
+          <w:rFonts w:ascii="Times New Roman" w:eastAsia="Times New Roman" w:hAnsi="Times New Roman" w:cs="Times New Roman"/>
+          <w:sz w:val="24"/>
+          <w:szCs w:val="24"/>
+          <w:lang w:eastAsia="bg-BG"/>
+        </w:rPr>
+        <w:t xml:space="preserve"> „За администраторския панел използвах Vue.js. Създадох интерфейс, който позволява на администратора да вижда в реално време кой преминава през вратата. От тук само с един клик може да се добави нов служител или да се блокира изгубена карта.“</w:t>
+      </w:r>
+    </w:p>
+    <w:p>
+      <w:pPr>
+        <w:spacing w:before="100" w:beforeAutospacing="1" w:after="100" w:afterAutospacing="1" w:line="240" w:lineRule="auto"/>
+        <w:rPr>
+          <w:rFonts w:ascii="Times New Roman" w:eastAsia="Times New Roman" w:hAnsi="Times New Roman" w:cs="Times New Roman"/>
+          <w:b/>
+          <w:bCs/>
+          <w:sz w:val="24"/>
+          <w:szCs w:val="24"/>
+          <w:lang w:eastAsia="bg-BG"/>
+        </w:rPr>
+      </w:pPr>
+      <w:r>
+        <w:rPr>
+          <w:rFonts w:ascii="Times New Roman" w:eastAsia="Times New Roman" w:hAnsi="Times New Roman" w:cs="Times New Roman"/>
+          <w:b/>
+          <w:bCs/>
+          <w:sz w:val="24"/>
+          <w:szCs w:val="24"/>
+          <w:lang w:eastAsia="bg-BG"/>
+        </w:rPr>
+        <w:t>Слайд 8: Алгоритъм за достъп (Как работи?)</w:t>
+      </w:r>
+    </w:p>
+    <w:p>
+      <w:pPr>
+        <w:numPr>
+          <w:ilvl w:val="0"/>
+          <w:numId w:val="8"/>
+        </w:numPr>
+        <w:spacing w:before="100" w:beforeAutospacing="1" w:after="100" w:afterAutospacing="1" w:line="240" w:lineRule="auto"/>
+        <w:rPr>
+          <w:rFonts w:ascii="Times New Roman" w:eastAsia="Times New Roman" w:hAnsi="Times New Roman" w:cs="Times New Roman"/>
+          <w:sz w:val="24"/>
+          <w:szCs w:val="24"/>
+          <w:lang w:eastAsia="bg-BG"/>
+        </w:rPr>
+      </w:pPr>
+      <w:r>
+        <w:rPr>
+          <w:rFonts w:ascii="Times New Roman" w:eastAsia="Times New Roman" w:hAnsi="Times New Roman" w:cs="Times New Roman"/>
+          <w:b/>
+          <w:bCs/>
+          <w:sz w:val="24"/>
+          <w:szCs w:val="24"/>
+          <w:lang w:eastAsia="bg-BG"/>
+        </w:rPr>
+        <w:t>Текст за слайда:</w:t>
+      </w:r>
+      <w:r>
+        <w:rPr>
+          <w:rFonts w:ascii="Times New Roman" w:eastAsia="Times New Roman" w:hAnsi="Times New Roman" w:cs="Times New Roman"/>
+          <w:sz w:val="24"/>
+          <w:szCs w:val="24"/>
+          <w:lang w:eastAsia="bg-BG"/>
+        </w:rPr>
+        <w:t xml:space="preserve"> Пътят от прочитането на картата до отключването.</w:t>
+      </w:r>
+    </w:p>
+    <w:p>
+      <w:pPr>
+        <w:numPr>
+          <w:ilvl w:val="0"/>
+          <w:numId w:val="8"/>
+        </w:numPr>
+        <w:spacing w:before="100" w:beforeAutospacing="1" w:after="100" w:afterAutospacing="1" w:line="240" w:lineRule="auto"/>
+        <w:rPr>
+          <w:rFonts w:ascii="Times New Roman" w:eastAsia="Times New Roman" w:hAnsi="Times New Roman" w:cs="Times New Roman"/>
+          <w:sz w:val="24"/>
+          <w:szCs w:val="24"/>
+          <w:lang w:eastAsia="bg-BG"/>
+        </w:rPr>
+      </w:pPr>
+      <w:r>
+        <w:rPr>
+          <w:rFonts w:ascii="Times New Roman" w:eastAsia="Times New Roman" w:hAnsi="Times New Roman" w:cs="Times New Roman"/>
+          <w:b/>
+          <w:bCs/>
+          <w:sz w:val="24"/>
+          <w:szCs w:val="24"/>
+          <w:lang w:eastAsia="bg-BG"/>
+        </w:rPr>
+        <w:t>Твоят разказ:</w:t>
+      </w:r>
+      <w:r>
+        <w:rPr>
+          <w:rFonts w:ascii="Times New Roman" w:eastAsia="Times New Roman" w:hAnsi="Times New Roman" w:cs="Times New Roman"/>
+          <w:sz w:val="24"/>
+          <w:szCs w:val="24"/>
+          <w:lang w:eastAsia="bg-BG"/>
+        </w:rPr>
+        <w:t xml:space="preserve"> „Процесът е следният: Картата се сканира -&gt; Python мостът праща кода към Django -&gt; Django проверява в базата данни дали картата е активна -&gt; Връща се сигнал към Arduino-то да задейства бравата и събитието се записва в дневника.“</w:t>
+      </w:r>
+    </w:p>
+    <w:p>
+      <w:pPr>
+        <w:spacing w:before="100" w:beforeAutospacing="1" w:after="100" w:afterAutospacing="1" w:line="240" w:lineRule="auto"/>
+        <w:rPr>
+          <w:rFonts w:ascii="Times New Roman" w:eastAsia="Times New Roman" w:hAnsi="Times New Roman" w:cs="Times New Roman"/>
+          <w:b/>
+          <w:bCs/>
+          <w:sz w:val="24"/>
+          <w:szCs w:val="24"/>
+          <w:lang w:eastAsia="bg-BG"/>
+        </w:rPr>
+      </w:pPr>
+      <w:r>
+        <w:rPr>
+          <w:rFonts w:ascii="Times New Roman" w:eastAsia="Times New Roman" w:hAnsi="Times New Roman" w:cs="Times New Roman"/>
+          <w:b/>
+          <w:bCs/>
+          <w:sz w:val="24"/>
+          <w:szCs w:val="24"/>
+          <w:lang w:eastAsia="bg-BG"/>
+        </w:rPr>
+        <w:t>Слайд 9: Тестване и Верификация</w:t>
+      </w:r>
+    </w:p>
+    <w:p>
+      <w:pPr>
+        <w:numPr>
+          <w:ilvl w:val="0"/>
+          <w:numId w:val="9"/>
+        </w:numPr>
+        <w:spacing w:before="100" w:beforeAutospacing="1" w:after="100" w:afterAutospacing="1" w:line="240" w:lineRule="auto"/>
+        <w:rPr>
+          <w:rFonts w:ascii="Times New Roman" w:eastAsia="Times New Roman" w:hAnsi="Times New Roman" w:cs="Times New Roman"/>
+          <w:sz w:val="24"/>
+          <w:szCs w:val="24"/>
+          <w:lang w:eastAsia="bg-BG"/>
+        </w:rPr>
+      </w:pPr>
+      <w:r>
+        <w:rPr>
+          <w:rFonts w:ascii="Times New Roman" w:eastAsia="Times New Roman" w:hAnsi="Times New Roman" w:cs="Times New Roman"/>
+          <w:b/>
+          <w:bCs/>
+          <w:sz w:val="24"/>
+          <w:szCs w:val="24"/>
+          <w:lang w:eastAsia="bg-BG"/>
+        </w:rPr>
+        <w:t>Текст за слайда:</w:t>
+      </w:r>
+      <w:r>
+        <w:rPr>
+          <w:rFonts w:ascii="Times New Roman" w:eastAsia="Times New Roman" w:hAnsi="Times New Roman" w:cs="Times New Roman"/>
+          <w:sz w:val="24"/>
+          <w:szCs w:val="24"/>
+          <w:lang w:eastAsia="bg-BG"/>
+        </w:rPr>
+        <w:t xml:space="preserve"> Резултати от проведените изпитания.</w:t>
+      </w:r>
+    </w:p>
+    <w:p>
+      <w:pPr>
+        <w:numPr>
+          <w:ilvl w:val="0"/>
+          <w:numId w:val="9"/>
+        </w:numPr>
+        <w:spacing w:before="100" w:beforeAutospacing="1" w:after="100" w:afterAutospacing="1" w:line="240" w:lineRule="auto"/>
+        <w:rPr>
+          <w:rFonts w:ascii="Times New Roman" w:eastAsia="Times New Roman" w:hAnsi="Times New Roman" w:cs="Times New Roman"/>
+          <w:sz w:val="24"/>
+          <w:szCs w:val="24"/>
+          <w:lang w:eastAsia="bg-BG"/>
+        </w:rPr>
+      </w:pPr>
+      <w:r>
+        <w:rPr>
+          <w:rFonts w:ascii="Times New Roman" w:eastAsia="Times New Roman" w:hAnsi="Times New Roman" w:cs="Times New Roman"/>
+          <w:b/>
+          <w:bCs/>
+          <w:sz w:val="24"/>
+          <w:szCs w:val="24"/>
+          <w:lang w:eastAsia="bg-BG"/>
+        </w:rPr>
+        <w:t>Твоят разказ:</w:t>
+      </w:r>
+      <w:r>
+        <w:rPr>
+          <w:rFonts w:ascii="Times New Roman" w:eastAsia="Times New Roman" w:hAnsi="Times New Roman" w:cs="Times New Roman"/>
+          <w:sz w:val="24"/>
+          <w:szCs w:val="24"/>
+          <w:lang w:eastAsia="bg-BG"/>
+        </w:rPr>
+        <w:t xml:space="preserve"> „Проведох серия от тестове, за да се уверя, че системата е стабилна. Резултатите показаха, че четецът работи безотказно, няма дублиране на данни и времето за реакция на цялата верига е под една секунда, което е отличен показател за потребителското преживяване.“</w:t>
+      </w:r>
+    </w:p>
+    <w:p>
+      <w:pPr>
+        <w:spacing w:before="100" w:beforeAutospacing="1" w:after="100" w:afterAutospacing="1" w:line="240" w:lineRule="auto"/>
+        <w:rPr>
+          <w:rFonts w:ascii="Times New Roman" w:eastAsia="Times New Roman" w:hAnsi="Times New Roman" w:cs="Times New Roman"/>
+          <w:b/>
+          <w:bCs/>
+          <w:sz w:val="24"/>
+          <w:szCs w:val="24"/>
+          <w:lang w:eastAsia="bg-BG"/>
+        </w:rPr>
+      </w:pPr>
+      <w:r>
+        <w:rPr>
+          <w:rFonts w:ascii="Times New Roman" w:eastAsia="Times New Roman" w:hAnsi="Times New Roman" w:cs="Times New Roman"/>
+          <w:b/>
+          <w:bCs/>
+          <w:sz w:val="24"/>
+          <w:szCs w:val="24"/>
+          <w:lang w:eastAsia="bg-BG"/>
+        </w:rPr>
+        <w:t>Слайд 10: Заключение и Бъдещи подобрения</w:t>
+      </w:r>
+    </w:p>
+    <w:p>
+      <w:pPr>
+        <w:numPr>
+          <w:ilvl w:val="0"/>
+          <w:numId w:val="10"/>
+        </w:numPr>
+        <w:spacing w:before="100" w:beforeAutospacing="1" w:after="100" w:afterAutospacing="1" w:line="240" w:lineRule="auto"/>
+        <w:rPr>
+          <w:rFonts w:ascii="Times New Roman" w:eastAsia="Times New Roman" w:hAnsi="Times New Roman" w:cs="Times New Roman"/>
+          <w:sz w:val="24"/>
+          <w:szCs w:val="24"/>
+          <w:lang w:eastAsia="bg-BG"/>
+        </w:rPr>
+      </w:pPr>
+      <w:r>
+        <w:rPr>
+          <w:rFonts w:ascii="Times New Roman" w:eastAsia="Times New Roman" w:hAnsi="Times New Roman" w:cs="Times New Roman"/>
+          <w:b/>
+          <w:bCs/>
+          <w:sz w:val="24"/>
+          <w:szCs w:val="24"/>
+          <w:lang w:eastAsia="bg-BG"/>
+        </w:rPr>
+        <w:t>Текст за слайда:</w:t>
+      </w:r>
+      <w:r>
+        <w:rPr>
+          <w:rFonts w:ascii="Times New Roman" w:eastAsia="Times New Roman" w:hAnsi="Times New Roman" w:cs="Times New Roman"/>
+          <w:sz w:val="24"/>
+          <w:szCs w:val="24"/>
+          <w:lang w:eastAsia="bg-BG"/>
+        </w:rPr>
+        <w:t xml:space="preserve"> Поглед напред: Сигурност и Мобилност.</w:t>
+      </w:r>
+    </w:p>
+    <w:p>
+      <w:pPr>
+        <w:numPr>
+          <w:ilvl w:val="0"/>
+          <w:numId w:val="10"/>
+        </w:numPr>
+        <w:spacing w:before="100" w:beforeAutospacing="1" w:after="100" w:afterAutospacing="1" w:line="240" w:lineRule="auto"/>
+        <w:rPr>
+          <w:rFonts w:ascii="Times New Roman" w:eastAsia="Times New Roman" w:hAnsi="Times New Roman" w:cs="Times New Roman"/>
+          <w:sz w:val="24"/>
+          <w:szCs w:val="24"/>
+          <w:lang w:eastAsia="bg-BG"/>
+        </w:rPr>
+      </w:pPr>
+      <w:r>
+        <w:rPr>
+          <w:rFonts w:ascii="Times New Roman" w:eastAsia="Times New Roman" w:hAnsi="Times New Roman" w:cs="Times New Roman"/>
+          <w:b/>
+          <w:bCs/>
+          <w:sz w:val="24"/>
+          <w:szCs w:val="24"/>
+          <w:lang w:eastAsia="bg-BG"/>
+        </w:rPr>
+        <w:t>Твоят разказ:</w:t>
+      </w:r>
+      <w:r>
+        <w:rPr>
+          <w:rFonts w:ascii="Times New Roman" w:eastAsia="Times New Roman" w:hAnsi="Times New Roman" w:cs="Times New Roman"/>
+          <w:sz w:val="24"/>
+          <w:szCs w:val="24"/>
+          <w:lang w:eastAsia="bg-BG"/>
+        </w:rPr>
+        <w:t xml:space="preserve"> „В заключение, проектът усп</w:t>
+      </w:r>
+      <w:r>
+        <w:rPr>
+          <w:rFonts w:ascii="Times New Roman" w:eastAsia="Times New Roman" w:hAnsi="Times New Roman" w:cs="Times New Roman"/>
+          <w:sz w:val="24"/>
+          <w:szCs w:val="24"/>
+          <w:lang w:eastAsia="bg-BG"/>
+        </w:rPr>
+        <w:t>ешно решава поставените задачи.</w:t>
+      </w:r>
+      <w:r>
+        <w:rPr>
+          <w:rFonts w:ascii="Times New Roman" w:eastAsia="Times New Roman" w:hAnsi="Times New Roman" w:cs="Times New Roman"/>
+          <w:sz w:val="24"/>
+          <w:szCs w:val="24"/>
+          <w:lang w:eastAsia="bg-BG"/>
+        </w:rPr>
+        <w:t xml:space="preserve"> Системата работи стабилно, като осигурява пълен контрол и проследимост на достъпа в реално време. </w:t>
+      </w:r>
+      <w:r>
+        <w:rPr>
+          <w:rFonts w:ascii="Times New Roman" w:eastAsia="Times New Roman" w:hAnsi="Times New Roman" w:cs="Times New Roman"/>
+          <w:sz w:val="24"/>
+          <w:szCs w:val="24"/>
+          <w:lang w:eastAsia="bg-BG"/>
+        </w:rPr>
+        <w:t>Занапред планирам да добавя криптографска защита за картите, за да ги направя невъзможни за копиране, както и мобилно приложение, което да превърне смартф</w:t>
+      </w:r>
+      <w:r>
+        <w:rPr>
+          <w:rFonts w:ascii="Times New Roman" w:eastAsia="Times New Roman" w:hAnsi="Times New Roman" w:cs="Times New Roman"/>
+          <w:sz w:val="24"/>
+          <w:szCs w:val="24"/>
+          <w:lang w:eastAsia="bg-BG"/>
+        </w:rPr>
+        <w:t xml:space="preserve">она в ключ чрез NFC технология. </w:t>
+      </w:r>
+      <w:r>
+        <w:rPr>
+          <w:rFonts w:ascii="Times New Roman" w:eastAsia="Times New Roman" w:hAnsi="Times New Roman" w:cs="Times New Roman"/>
+          <w:sz w:val="24"/>
+          <w:szCs w:val="24"/>
+          <w:lang w:eastAsia="bg-BG"/>
+        </w:rPr>
+        <w:t>Благодаря за вниманието и съм готова за вашите въпроси.</w:t>
+      </w:r>
+    </w:p>
+    <w:p>
+      <w:pPr>
+        <w:spacing w:before="100" w:beforeAutospacing="1" w:after="100" w:afterAutospacing="1" w:line="240" w:lineRule="auto"/>
+        <w:ind w:left="360"/>
+        <w:rPr>
+          <w:rFonts w:ascii="Times New Roman" w:eastAsia="Times New Roman" w:hAnsi="Times New Roman" w:cs="Times New Roman"/>
+          <w:sz w:val="24"/>
+          <w:szCs w:val="24"/>
+          <w:lang w:eastAsia="bg-BG"/>
+        </w:rPr>
+      </w:pPr>
+    </w:p>
+    <w:p>
+      <w:pPr>
+        <w:spacing w:before="100" w:beforeAutospacing="1" w:after="100" w:afterAutospacing="1" w:line="240" w:lineRule="auto"/>
+        <w:rPr>
+          <w:rFonts w:ascii="Times New Roman" w:eastAsia="Times New Roman" w:hAnsi="Times New Roman" w:cs="Times New Roman"/>
+          <w:sz w:val="24"/>
+          <w:szCs w:val="24"/>
+          <w:lang w:eastAsia="bg-BG"/>
+        </w:rPr>
+      </w:pPr>
+      <w:r>
+        <w:rPr>
+          <w:rFonts w:ascii="Times New Roman" w:eastAsia="Times New Roman" w:hAnsi="Times New Roman" w:cs="Times New Roman"/>
+          <w:sz w:val="24"/>
+          <w:szCs w:val="24"/>
+          <w:lang w:eastAsia="bg-BG"/>
+        </w:rPr>
+        <w:pict>
+          <v:rect id="_x0000_i1025" style="width:0;height:1.5pt" o:hralign="center" o:hrstd="t" o:hr="t" fillcolor="#a0a0a0" stroked="f"/>
+        </w:pict>
+      </w:r>
+    </w:p>
+    <w:p>
+      <w:pPr>
+        <w:spacing w:before="100" w:beforeAutospacing="1" w:after="100" w:afterAutospacing="1" w:line="240" w:lineRule="auto"/>
+        <w:rPr>
+          <w:rFonts w:ascii="Times New Roman" w:eastAsia="Times New Roman" w:hAnsi="Times New Roman" w:cs="Times New Roman"/>
+          <w:sz w:val="24"/>
+          <w:szCs w:val="24"/>
+          <w:lang w:eastAsia="bg-BG"/>
+        </w:rPr>
+      </w:pPr>
     </w:p>
     <w:p/>
     <w:sectPr>
@@ -597,6 +1112,1531 @@
     </w:sectPr>
   </w:body>
 </w:document>
+</file>
+
+<file path=word/numbering.xml><?xml version="1.0" encoding="utf-8"?>
+<w:numbering xmlns:wpc="http://schemas.microsoft.com/office/word/2010/wordprocessingCanvas" xmlns:cx="http://schemas.microsoft.com/office/drawing/2014/chartex" xmlns:mc="http://schemas.openxmlformats.org/markup-compatibility/2006" xmlns:o="urn:schemas-microsoft-com:office:office" xmlns:r="http://schemas.openxmlformats.org/officeDocument/2006/relationships" xmlns:m="http://schemas.openxmlformats.org/officeDocument/2006/math" xmlns:v="urn:schemas-microsoft-com:vml" xmlns:wp14="http://schemas.microsoft.com/office/word/2010/wordprocessingDrawing" xmlns:wp="http://schemas.openxmlformats.org/drawingml/2006/wordprocessingDrawing" xmlns:w10="urn:schemas-microsoft-com:office:word" xmlns:w="http://schemas.openxmlformats.org/wordprocessingml/2006/main" xmlns:w14="http://schemas.microsoft.com/office/word/2010/wordml" xmlns:w15="http://schemas.microsoft.com/office/word/2012/wordml" xmlns:w16se="http://schemas.microsoft.com/office/word/2015/wordml/symex" xmlns:wpg="http://schemas.microsoft.com/office/word/2010/wordprocessingGroup" xmlns:wpi="http://schemas.microsoft.com/office/word/2010/wordprocessingInk" xmlns:wne="http://schemas.microsoft.com/office/word/2006/wordml" xmlns:wps="http://schemas.microsoft.com/office/word/2010/wordprocessingShape" mc:Ignorable="w14 w15 w16se wp14">
+  <w:abstractNum w:abstractNumId="0" w15:restartNumberingAfterBreak="0">
+    <w:nsid w:val="08182F25"/>
+    <w:multiLevelType w:val="multilevel"/>
+    <w:tmpl w:val="D2FA5818"/>
+    <w:lvl w:ilvl="0">
+      <w:start w:val="1"/>
+      <w:numFmt w:val="bullet"/>
+      <w:lvlText w:val=""/>
+      <w:lvlJc w:val="left"/>
+      <w:pPr>
+        <w:tabs>
+          <w:tab w:val="num" w:pos="720"/>
+        </w:tabs>
+        <w:ind w:left="720" w:hanging="360"/>
+      </w:pPr>
+      <w:rPr>
+        <w:rFonts w:ascii="Symbol" w:hAnsi="Symbol" w:hint="default"/>
+        <w:sz w:val="20"/>
+      </w:rPr>
+    </w:lvl>
+    <w:lvl w:ilvl="1" w:tentative="1">
+      <w:start w:val="1"/>
+      <w:numFmt w:val="bullet"/>
+      <w:lvlText w:val="o"/>
+      <w:lvlJc w:val="left"/>
+      <w:pPr>
+        <w:tabs>
+          <w:tab w:val="num" w:pos="1440"/>
+        </w:tabs>
+        <w:ind w:left="1440" w:hanging="360"/>
+      </w:pPr>
+      <w:rPr>
+        <w:rFonts w:ascii="Courier New" w:hAnsi="Courier New" w:hint="default"/>
+        <w:sz w:val="20"/>
+      </w:rPr>
+    </w:lvl>
+    <w:lvl w:ilvl="2" w:tentative="1">
+      <w:start w:val="1"/>
+      <w:numFmt w:val="bullet"/>
+      <w:lvlText w:val=""/>
+      <w:lvlJc w:val="left"/>
+      <w:pPr>
+        <w:tabs>
+          <w:tab w:val="num" w:pos="2160"/>
+        </w:tabs>
+        <w:ind w:left="2160" w:hanging="360"/>
+      </w:pPr>
+      <w:rPr>
+        <w:rFonts w:ascii="Wingdings" w:hAnsi="Wingdings" w:hint="default"/>
+        <w:sz w:val="20"/>
+      </w:rPr>
+    </w:lvl>
+    <w:lvl w:ilvl="3" w:tentative="1">
+      <w:start w:val="1"/>
+      <w:numFmt w:val="bullet"/>
+      <w:lvlText w:val=""/>
+      <w:lvlJc w:val="left"/>
+      <w:pPr>
+        <w:tabs>
+          <w:tab w:val="num" w:pos="2880"/>
+        </w:tabs>
+        <w:ind w:left="2880" w:hanging="360"/>
+      </w:pPr>
+      <w:rPr>
+        <w:rFonts w:ascii="Wingdings" w:hAnsi="Wingdings" w:hint="default"/>
+        <w:sz w:val="20"/>
+      </w:rPr>
+    </w:lvl>
+    <w:lvl w:ilvl="4" w:tentative="1">
+      <w:start w:val="1"/>
+      <w:numFmt w:val="bullet"/>
+      <w:lvlText w:val=""/>
+      <w:lvlJc w:val="left"/>
+      <w:pPr>
+        <w:tabs>
+          <w:tab w:val="num" w:pos="3600"/>
+        </w:tabs>
+        <w:ind w:left="3600" w:hanging="360"/>
+      </w:pPr>
+      <w:rPr>
+        <w:rFonts w:ascii="Wingdings" w:hAnsi="Wingdings" w:hint="default"/>
+        <w:sz w:val="20"/>
+      </w:rPr>
+    </w:lvl>
+    <w:lvl w:ilvl="5" w:tentative="1">
+      <w:start w:val="1"/>
+      <w:numFmt w:val="bullet"/>
+      <w:lvlText w:val=""/>
+      <w:lvlJc w:val="left"/>
+      <w:pPr>
+        <w:tabs>
+          <w:tab w:val="num" w:pos="4320"/>
+        </w:tabs>
+        <w:ind w:left="4320" w:hanging="360"/>
+      </w:pPr>
+      <w:rPr>
+        <w:rFonts w:ascii="Wingdings" w:hAnsi="Wingdings" w:hint="default"/>
+        <w:sz w:val="20"/>
+      </w:rPr>
+    </w:lvl>
+    <w:lvl w:ilvl="6" w:tentative="1">
+      <w:start w:val="1"/>
+      <w:numFmt w:val="bullet"/>
+      <w:lvlText w:val=""/>
+      <w:lvlJc w:val="left"/>
+      <w:pPr>
+        <w:tabs>
+          <w:tab w:val="num" w:pos="5040"/>
+        </w:tabs>
+        <w:ind w:left="5040" w:hanging="360"/>
+      </w:pPr>
+      <w:rPr>
+        <w:rFonts w:ascii="Wingdings" w:hAnsi="Wingdings" w:hint="default"/>
+        <w:sz w:val="20"/>
+      </w:rPr>
+    </w:lvl>
+    <w:lvl w:ilvl="7" w:tentative="1">
+      <w:start w:val="1"/>
+      <w:numFmt w:val="bullet"/>
+      <w:lvlText w:val=""/>
+      <w:lvlJc w:val="left"/>
+      <w:pPr>
+        <w:tabs>
+          <w:tab w:val="num" w:pos="5760"/>
+        </w:tabs>
+        <w:ind w:left="5760" w:hanging="360"/>
+      </w:pPr>
+      <w:rPr>
+        <w:rFonts w:ascii="Wingdings" w:hAnsi="Wingdings" w:hint="default"/>
+        <w:sz w:val="20"/>
+      </w:rPr>
+    </w:lvl>
+    <w:lvl w:ilvl="8" w:tentative="1">
+      <w:start w:val="1"/>
+      <w:numFmt w:val="bullet"/>
+      <w:lvlText w:val=""/>
+      <w:lvlJc w:val="left"/>
+      <w:pPr>
+        <w:tabs>
+          <w:tab w:val="num" w:pos="6480"/>
+        </w:tabs>
+        <w:ind w:left="6480" w:hanging="360"/>
+      </w:pPr>
+      <w:rPr>
+        <w:rFonts w:ascii="Wingdings" w:hAnsi="Wingdings" w:hint="default"/>
+        <w:sz w:val="20"/>
+      </w:rPr>
+    </w:lvl>
+  </w:abstractNum>
+  <w:abstractNum w:abstractNumId="1" w15:restartNumberingAfterBreak="0">
+    <w:nsid w:val="126551EC"/>
+    <w:multiLevelType w:val="multilevel"/>
+    <w:tmpl w:val="0B8C718A"/>
+    <w:lvl w:ilvl="0">
+      <w:start w:val="1"/>
+      <w:numFmt w:val="bullet"/>
+      <w:lvlText w:val=""/>
+      <w:lvlJc w:val="left"/>
+      <w:pPr>
+        <w:tabs>
+          <w:tab w:val="num" w:pos="720"/>
+        </w:tabs>
+        <w:ind w:left="720" w:hanging="360"/>
+      </w:pPr>
+      <w:rPr>
+        <w:rFonts w:ascii="Symbol" w:hAnsi="Symbol" w:hint="default"/>
+        <w:sz w:val="20"/>
+      </w:rPr>
+    </w:lvl>
+    <w:lvl w:ilvl="1" w:tentative="1">
+      <w:start w:val="1"/>
+      <w:numFmt w:val="bullet"/>
+      <w:lvlText w:val="o"/>
+      <w:lvlJc w:val="left"/>
+      <w:pPr>
+        <w:tabs>
+          <w:tab w:val="num" w:pos="1440"/>
+        </w:tabs>
+        <w:ind w:left="1440" w:hanging="360"/>
+      </w:pPr>
+      <w:rPr>
+        <w:rFonts w:ascii="Courier New" w:hAnsi="Courier New" w:hint="default"/>
+        <w:sz w:val="20"/>
+      </w:rPr>
+    </w:lvl>
+    <w:lvl w:ilvl="2" w:tentative="1">
+      <w:start w:val="1"/>
+      <w:numFmt w:val="bullet"/>
+      <w:lvlText w:val=""/>
+      <w:lvlJc w:val="left"/>
+      <w:pPr>
+        <w:tabs>
+          <w:tab w:val="num" w:pos="2160"/>
+        </w:tabs>
+        <w:ind w:left="2160" w:hanging="360"/>
+      </w:pPr>
+      <w:rPr>
+        <w:rFonts w:ascii="Wingdings" w:hAnsi="Wingdings" w:hint="default"/>
+        <w:sz w:val="20"/>
+      </w:rPr>
+    </w:lvl>
+    <w:lvl w:ilvl="3" w:tentative="1">
+      <w:start w:val="1"/>
+      <w:numFmt w:val="bullet"/>
+      <w:lvlText w:val=""/>
+      <w:lvlJc w:val="left"/>
+      <w:pPr>
+        <w:tabs>
+          <w:tab w:val="num" w:pos="2880"/>
+        </w:tabs>
+        <w:ind w:left="2880" w:hanging="360"/>
+      </w:pPr>
+      <w:rPr>
+        <w:rFonts w:ascii="Wingdings" w:hAnsi="Wingdings" w:hint="default"/>
+        <w:sz w:val="20"/>
+      </w:rPr>
+    </w:lvl>
+    <w:lvl w:ilvl="4" w:tentative="1">
+      <w:start w:val="1"/>
+      <w:numFmt w:val="bullet"/>
+      <w:lvlText w:val=""/>
+      <w:lvlJc w:val="left"/>
+      <w:pPr>
+        <w:tabs>
+          <w:tab w:val="num" w:pos="3600"/>
+        </w:tabs>
+        <w:ind w:left="3600" w:hanging="360"/>
+      </w:pPr>
+      <w:rPr>
+        <w:rFonts w:ascii="Wingdings" w:hAnsi="Wingdings" w:hint="default"/>
+        <w:sz w:val="20"/>
+      </w:rPr>
+    </w:lvl>
+    <w:lvl w:ilvl="5" w:tentative="1">
+      <w:start w:val="1"/>
+      <w:numFmt w:val="bullet"/>
+      <w:lvlText w:val=""/>
+      <w:lvlJc w:val="left"/>
+      <w:pPr>
+        <w:tabs>
+          <w:tab w:val="num" w:pos="4320"/>
+        </w:tabs>
+        <w:ind w:left="4320" w:hanging="360"/>
+      </w:pPr>
+      <w:rPr>
+        <w:rFonts w:ascii="Wingdings" w:hAnsi="Wingdings" w:hint="default"/>
+        <w:sz w:val="20"/>
+      </w:rPr>
+    </w:lvl>
+    <w:lvl w:ilvl="6" w:tentative="1">
+      <w:start w:val="1"/>
+      <w:numFmt w:val="bullet"/>
+      <w:lvlText w:val=""/>
+      <w:lvlJc w:val="left"/>
+      <w:pPr>
+        <w:tabs>
+          <w:tab w:val="num" w:pos="5040"/>
+        </w:tabs>
+        <w:ind w:left="5040" w:hanging="360"/>
+      </w:pPr>
+      <w:rPr>
+        <w:rFonts w:ascii="Wingdings" w:hAnsi="Wingdings" w:hint="default"/>
+        <w:sz w:val="20"/>
+      </w:rPr>
+    </w:lvl>
+    <w:lvl w:ilvl="7" w:tentative="1">
+      <w:start w:val="1"/>
+      <w:numFmt w:val="bullet"/>
+      <w:lvlText w:val=""/>
+      <w:lvlJc w:val="left"/>
+      <w:pPr>
+        <w:tabs>
+          <w:tab w:val="num" w:pos="5760"/>
+        </w:tabs>
+        <w:ind w:left="5760" w:hanging="360"/>
+      </w:pPr>
+      <w:rPr>
+        <w:rFonts w:ascii="Wingdings" w:hAnsi="Wingdings" w:hint="default"/>
+        <w:sz w:val="20"/>
+      </w:rPr>
+    </w:lvl>
+    <w:lvl w:ilvl="8" w:tentative="1">
+      <w:start w:val="1"/>
+      <w:numFmt w:val="bullet"/>
+      <w:lvlText w:val=""/>
+      <w:lvlJc w:val="left"/>
+      <w:pPr>
+        <w:tabs>
+          <w:tab w:val="num" w:pos="6480"/>
+        </w:tabs>
+        <w:ind w:left="6480" w:hanging="360"/>
+      </w:pPr>
+      <w:rPr>
+        <w:rFonts w:ascii="Wingdings" w:hAnsi="Wingdings" w:hint="default"/>
+        <w:sz w:val="20"/>
+      </w:rPr>
+    </w:lvl>
+  </w:abstractNum>
+  <w:abstractNum w:abstractNumId="2" w15:restartNumberingAfterBreak="0">
+    <w:nsid w:val="13ED2317"/>
+    <w:multiLevelType w:val="multilevel"/>
+    <w:tmpl w:val="A5C4E160"/>
+    <w:lvl w:ilvl="0">
+      <w:start w:val="1"/>
+      <w:numFmt w:val="bullet"/>
+      <w:lvlText w:val=""/>
+      <w:lvlJc w:val="left"/>
+      <w:pPr>
+        <w:tabs>
+          <w:tab w:val="num" w:pos="720"/>
+        </w:tabs>
+        <w:ind w:left="720" w:hanging="360"/>
+      </w:pPr>
+      <w:rPr>
+        <w:rFonts w:ascii="Symbol" w:hAnsi="Symbol" w:hint="default"/>
+        <w:sz w:val="20"/>
+      </w:rPr>
+    </w:lvl>
+    <w:lvl w:ilvl="1" w:tentative="1">
+      <w:start w:val="1"/>
+      <w:numFmt w:val="bullet"/>
+      <w:lvlText w:val="o"/>
+      <w:lvlJc w:val="left"/>
+      <w:pPr>
+        <w:tabs>
+          <w:tab w:val="num" w:pos="1440"/>
+        </w:tabs>
+        <w:ind w:left="1440" w:hanging="360"/>
+      </w:pPr>
+      <w:rPr>
+        <w:rFonts w:ascii="Courier New" w:hAnsi="Courier New" w:hint="default"/>
+        <w:sz w:val="20"/>
+      </w:rPr>
+    </w:lvl>
+    <w:lvl w:ilvl="2" w:tentative="1">
+      <w:start w:val="1"/>
+      <w:numFmt w:val="bullet"/>
+      <w:lvlText w:val=""/>
+      <w:lvlJc w:val="left"/>
+      <w:pPr>
+        <w:tabs>
+          <w:tab w:val="num" w:pos="2160"/>
+        </w:tabs>
+        <w:ind w:left="2160" w:hanging="360"/>
+      </w:pPr>
+      <w:rPr>
+        <w:rFonts w:ascii="Wingdings" w:hAnsi="Wingdings" w:hint="default"/>
+        <w:sz w:val="20"/>
+      </w:rPr>
+    </w:lvl>
+    <w:lvl w:ilvl="3" w:tentative="1">
+      <w:start w:val="1"/>
+      <w:numFmt w:val="bullet"/>
+      <w:lvlText w:val=""/>
+      <w:lvlJc w:val="left"/>
+      <w:pPr>
+        <w:tabs>
+          <w:tab w:val="num" w:pos="2880"/>
+        </w:tabs>
+        <w:ind w:left="2880" w:hanging="360"/>
+      </w:pPr>
+      <w:rPr>
+        <w:rFonts w:ascii="Wingdings" w:hAnsi="Wingdings" w:hint="default"/>
+        <w:sz w:val="20"/>
+      </w:rPr>
+    </w:lvl>
+    <w:lvl w:ilvl="4" w:tentative="1">
+      <w:start w:val="1"/>
+      <w:numFmt w:val="bullet"/>
+      <w:lvlText w:val=""/>
+      <w:lvlJc w:val="left"/>
+      <w:pPr>
+        <w:tabs>
+          <w:tab w:val="num" w:pos="3600"/>
+        </w:tabs>
+        <w:ind w:left="3600" w:hanging="360"/>
+      </w:pPr>
+      <w:rPr>
+        <w:rFonts w:ascii="Wingdings" w:hAnsi="Wingdings" w:hint="default"/>
+        <w:sz w:val="20"/>
+      </w:rPr>
+    </w:lvl>
+    <w:lvl w:ilvl="5" w:tentative="1">
+      <w:start w:val="1"/>
+      <w:numFmt w:val="bullet"/>
+      <w:lvlText w:val=""/>
+      <w:lvlJc w:val="left"/>
+      <w:pPr>
+        <w:tabs>
+          <w:tab w:val="num" w:pos="4320"/>
+        </w:tabs>
+        <w:ind w:left="4320" w:hanging="360"/>
+      </w:pPr>
+      <w:rPr>
+        <w:rFonts w:ascii="Wingdings" w:hAnsi="Wingdings" w:hint="default"/>
+        <w:sz w:val="20"/>
+      </w:rPr>
+    </w:lvl>
+    <w:lvl w:ilvl="6" w:tentative="1">
+      <w:start w:val="1"/>
+      <w:numFmt w:val="bullet"/>
+      <w:lvlText w:val=""/>
+      <w:lvlJc w:val="left"/>
+      <w:pPr>
+        <w:tabs>
+          <w:tab w:val="num" w:pos="5040"/>
+        </w:tabs>
+        <w:ind w:left="5040" w:hanging="360"/>
+      </w:pPr>
+      <w:rPr>
+        <w:rFonts w:ascii="Wingdings" w:hAnsi="Wingdings" w:hint="default"/>
+        <w:sz w:val="20"/>
+      </w:rPr>
+    </w:lvl>
+    <w:lvl w:ilvl="7" w:tentative="1">
+      <w:start w:val="1"/>
+      <w:numFmt w:val="bullet"/>
+      <w:lvlText w:val=""/>
+      <w:lvlJc w:val="left"/>
+      <w:pPr>
+        <w:tabs>
+          <w:tab w:val="num" w:pos="5760"/>
+        </w:tabs>
+        <w:ind w:left="5760" w:hanging="360"/>
+      </w:pPr>
+      <w:rPr>
+        <w:rFonts w:ascii="Wingdings" w:hAnsi="Wingdings" w:hint="default"/>
+        <w:sz w:val="20"/>
+      </w:rPr>
+    </w:lvl>
+    <w:lvl w:ilvl="8" w:tentative="1">
+      <w:start w:val="1"/>
+      <w:numFmt w:val="bullet"/>
+      <w:lvlText w:val=""/>
+      <w:lvlJc w:val="left"/>
+      <w:pPr>
+        <w:tabs>
+          <w:tab w:val="num" w:pos="6480"/>
+        </w:tabs>
+        <w:ind w:left="6480" w:hanging="360"/>
+      </w:pPr>
+      <w:rPr>
+        <w:rFonts w:ascii="Wingdings" w:hAnsi="Wingdings" w:hint="default"/>
+        <w:sz w:val="20"/>
+      </w:rPr>
+    </w:lvl>
+  </w:abstractNum>
+  <w:abstractNum w:abstractNumId="3" w15:restartNumberingAfterBreak="0">
+    <w:nsid w:val="2DFA78E6"/>
+    <w:multiLevelType w:val="multilevel"/>
+    <w:tmpl w:val="DE2A72C0"/>
+    <w:lvl w:ilvl="0">
+      <w:start w:val="1"/>
+      <w:numFmt w:val="bullet"/>
+      <w:lvlText w:val=""/>
+      <w:lvlJc w:val="left"/>
+      <w:pPr>
+        <w:tabs>
+          <w:tab w:val="num" w:pos="720"/>
+        </w:tabs>
+        <w:ind w:left="720" w:hanging="360"/>
+      </w:pPr>
+      <w:rPr>
+        <w:rFonts w:ascii="Symbol" w:hAnsi="Symbol" w:hint="default"/>
+        <w:sz w:val="20"/>
+      </w:rPr>
+    </w:lvl>
+    <w:lvl w:ilvl="1" w:tentative="1">
+      <w:start w:val="1"/>
+      <w:numFmt w:val="bullet"/>
+      <w:lvlText w:val="o"/>
+      <w:lvlJc w:val="left"/>
+      <w:pPr>
+        <w:tabs>
+          <w:tab w:val="num" w:pos="1440"/>
+        </w:tabs>
+        <w:ind w:left="1440" w:hanging="360"/>
+      </w:pPr>
+      <w:rPr>
+        <w:rFonts w:ascii="Courier New" w:hAnsi="Courier New" w:hint="default"/>
+        <w:sz w:val="20"/>
+      </w:rPr>
+    </w:lvl>
+    <w:lvl w:ilvl="2" w:tentative="1">
+      <w:start w:val="1"/>
+      <w:numFmt w:val="bullet"/>
+      <w:lvlText w:val=""/>
+      <w:lvlJc w:val="left"/>
+      <w:pPr>
+        <w:tabs>
+          <w:tab w:val="num" w:pos="2160"/>
+        </w:tabs>
+        <w:ind w:left="2160" w:hanging="360"/>
+      </w:pPr>
+      <w:rPr>
+        <w:rFonts w:ascii="Wingdings" w:hAnsi="Wingdings" w:hint="default"/>
+        <w:sz w:val="20"/>
+      </w:rPr>
+    </w:lvl>
+    <w:lvl w:ilvl="3" w:tentative="1">
+      <w:start w:val="1"/>
+      <w:numFmt w:val="bullet"/>
+      <w:lvlText w:val=""/>
+      <w:lvlJc w:val="left"/>
+      <w:pPr>
+        <w:tabs>
+          <w:tab w:val="num" w:pos="2880"/>
+        </w:tabs>
+        <w:ind w:left="2880" w:hanging="360"/>
+      </w:pPr>
+      <w:rPr>
+        <w:rFonts w:ascii="Wingdings" w:hAnsi="Wingdings" w:hint="default"/>
+        <w:sz w:val="20"/>
+      </w:rPr>
+    </w:lvl>
+    <w:lvl w:ilvl="4" w:tentative="1">
+      <w:start w:val="1"/>
+      <w:numFmt w:val="bullet"/>
+      <w:lvlText w:val=""/>
+      <w:lvlJc w:val="left"/>
+      <w:pPr>
+        <w:tabs>
+          <w:tab w:val="num" w:pos="3600"/>
+        </w:tabs>
+        <w:ind w:left="3600" w:hanging="360"/>
+      </w:pPr>
+      <w:rPr>
+        <w:rFonts w:ascii="Wingdings" w:hAnsi="Wingdings" w:hint="default"/>
+        <w:sz w:val="20"/>
+      </w:rPr>
+    </w:lvl>
+    <w:lvl w:ilvl="5" w:tentative="1">
+      <w:start w:val="1"/>
+      <w:numFmt w:val="bullet"/>
+      <w:lvlText w:val=""/>
+      <w:lvlJc w:val="left"/>
+      <w:pPr>
+        <w:tabs>
+          <w:tab w:val="num" w:pos="4320"/>
+        </w:tabs>
+        <w:ind w:left="4320" w:hanging="360"/>
+      </w:pPr>
+      <w:rPr>
+        <w:rFonts w:ascii="Wingdings" w:hAnsi="Wingdings" w:hint="default"/>
+        <w:sz w:val="20"/>
+      </w:rPr>
+    </w:lvl>
+    <w:lvl w:ilvl="6" w:tentative="1">
+      <w:start w:val="1"/>
+      <w:numFmt w:val="bullet"/>
+      <w:lvlText w:val=""/>
+      <w:lvlJc w:val="left"/>
+      <w:pPr>
+        <w:tabs>
+          <w:tab w:val="num" w:pos="5040"/>
+        </w:tabs>
+        <w:ind w:left="5040" w:hanging="360"/>
+      </w:pPr>
+      <w:rPr>
+        <w:rFonts w:ascii="Wingdings" w:hAnsi="Wingdings" w:hint="default"/>
+        <w:sz w:val="20"/>
+      </w:rPr>
+    </w:lvl>
+    <w:lvl w:ilvl="7" w:tentative="1">
+      <w:start w:val="1"/>
+      <w:numFmt w:val="bullet"/>
+      <w:lvlText w:val=""/>
+      <w:lvlJc w:val="left"/>
+      <w:pPr>
+        <w:tabs>
+          <w:tab w:val="num" w:pos="5760"/>
+        </w:tabs>
+        <w:ind w:left="5760" w:hanging="360"/>
+      </w:pPr>
+      <w:rPr>
+        <w:rFonts w:ascii="Wingdings" w:hAnsi="Wingdings" w:hint="default"/>
+        <w:sz w:val="20"/>
+      </w:rPr>
+    </w:lvl>
+    <w:lvl w:ilvl="8" w:tentative="1">
+      <w:start w:val="1"/>
+      <w:numFmt w:val="bullet"/>
+      <w:lvlText w:val=""/>
+      <w:lvlJc w:val="left"/>
+      <w:pPr>
+        <w:tabs>
+          <w:tab w:val="num" w:pos="6480"/>
+        </w:tabs>
+        <w:ind w:left="6480" w:hanging="360"/>
+      </w:pPr>
+      <w:rPr>
+        <w:rFonts w:ascii="Wingdings" w:hAnsi="Wingdings" w:hint="default"/>
+        <w:sz w:val="20"/>
+      </w:rPr>
+    </w:lvl>
+  </w:abstractNum>
+  <w:abstractNum w:abstractNumId="4" w15:restartNumberingAfterBreak="0">
+    <w:nsid w:val="34124430"/>
+    <w:multiLevelType w:val="multilevel"/>
+    <w:tmpl w:val="664E3728"/>
+    <w:lvl w:ilvl="0">
+      <w:start w:val="1"/>
+      <w:numFmt w:val="bullet"/>
+      <w:lvlText w:val=""/>
+      <w:lvlJc w:val="left"/>
+      <w:pPr>
+        <w:tabs>
+          <w:tab w:val="num" w:pos="720"/>
+        </w:tabs>
+        <w:ind w:left="720" w:hanging="360"/>
+      </w:pPr>
+      <w:rPr>
+        <w:rFonts w:ascii="Symbol" w:hAnsi="Symbol" w:hint="default"/>
+        <w:sz w:val="20"/>
+      </w:rPr>
+    </w:lvl>
+    <w:lvl w:ilvl="1" w:tentative="1">
+      <w:start w:val="1"/>
+      <w:numFmt w:val="bullet"/>
+      <w:lvlText w:val="o"/>
+      <w:lvlJc w:val="left"/>
+      <w:pPr>
+        <w:tabs>
+          <w:tab w:val="num" w:pos="1440"/>
+        </w:tabs>
+        <w:ind w:left="1440" w:hanging="360"/>
+      </w:pPr>
+      <w:rPr>
+        <w:rFonts w:ascii="Courier New" w:hAnsi="Courier New" w:hint="default"/>
+        <w:sz w:val="20"/>
+      </w:rPr>
+    </w:lvl>
+    <w:lvl w:ilvl="2" w:tentative="1">
+      <w:start w:val="1"/>
+      <w:numFmt w:val="bullet"/>
+      <w:lvlText w:val=""/>
+      <w:lvlJc w:val="left"/>
+      <w:pPr>
+        <w:tabs>
+          <w:tab w:val="num" w:pos="2160"/>
+        </w:tabs>
+        <w:ind w:left="2160" w:hanging="360"/>
+      </w:pPr>
+      <w:rPr>
+        <w:rFonts w:ascii="Wingdings" w:hAnsi="Wingdings" w:hint="default"/>
+        <w:sz w:val="20"/>
+      </w:rPr>
+    </w:lvl>
+    <w:lvl w:ilvl="3" w:tentative="1">
+      <w:start w:val="1"/>
+      <w:numFmt w:val="bullet"/>
+      <w:lvlText w:val=""/>
+      <w:lvlJc w:val="left"/>
+      <w:pPr>
+        <w:tabs>
+          <w:tab w:val="num" w:pos="2880"/>
+        </w:tabs>
+        <w:ind w:left="2880" w:hanging="360"/>
+      </w:pPr>
+      <w:rPr>
+        <w:rFonts w:ascii="Wingdings" w:hAnsi="Wingdings" w:hint="default"/>
+        <w:sz w:val="20"/>
+      </w:rPr>
+    </w:lvl>
+    <w:lvl w:ilvl="4" w:tentative="1">
+      <w:start w:val="1"/>
+      <w:numFmt w:val="bullet"/>
+      <w:lvlText w:val=""/>
+      <w:lvlJc w:val="left"/>
+      <w:pPr>
+        <w:tabs>
+          <w:tab w:val="num" w:pos="3600"/>
+        </w:tabs>
+        <w:ind w:left="3600" w:hanging="360"/>
+      </w:pPr>
+      <w:rPr>
+        <w:rFonts w:ascii="Wingdings" w:hAnsi="Wingdings" w:hint="default"/>
+        <w:sz w:val="20"/>
+      </w:rPr>
+    </w:lvl>
+    <w:lvl w:ilvl="5" w:tentative="1">
+      <w:start w:val="1"/>
+      <w:numFmt w:val="bullet"/>
+      <w:lvlText w:val=""/>
+      <w:lvlJc w:val="left"/>
+      <w:pPr>
+        <w:tabs>
+          <w:tab w:val="num" w:pos="4320"/>
+        </w:tabs>
+        <w:ind w:left="4320" w:hanging="360"/>
+      </w:pPr>
+      <w:rPr>
+        <w:rFonts w:ascii="Wingdings" w:hAnsi="Wingdings" w:hint="default"/>
+        <w:sz w:val="20"/>
+      </w:rPr>
+    </w:lvl>
+    <w:lvl w:ilvl="6" w:tentative="1">
+      <w:start w:val="1"/>
+      <w:numFmt w:val="bullet"/>
+      <w:lvlText w:val=""/>
+      <w:lvlJc w:val="left"/>
+      <w:pPr>
+        <w:tabs>
+          <w:tab w:val="num" w:pos="5040"/>
+        </w:tabs>
+        <w:ind w:left="5040" w:hanging="360"/>
+      </w:pPr>
+      <w:rPr>
+        <w:rFonts w:ascii="Wingdings" w:hAnsi="Wingdings" w:hint="default"/>
+        <w:sz w:val="20"/>
+      </w:rPr>
+    </w:lvl>
+    <w:lvl w:ilvl="7" w:tentative="1">
+      <w:start w:val="1"/>
+      <w:numFmt w:val="bullet"/>
+      <w:lvlText w:val=""/>
+      <w:lvlJc w:val="left"/>
+      <w:pPr>
+        <w:tabs>
+          <w:tab w:val="num" w:pos="5760"/>
+        </w:tabs>
+        <w:ind w:left="5760" w:hanging="360"/>
+      </w:pPr>
+      <w:rPr>
+        <w:rFonts w:ascii="Wingdings" w:hAnsi="Wingdings" w:hint="default"/>
+        <w:sz w:val="20"/>
+      </w:rPr>
+    </w:lvl>
+    <w:lvl w:ilvl="8" w:tentative="1">
+      <w:start w:val="1"/>
+      <w:numFmt w:val="bullet"/>
+      <w:lvlText w:val=""/>
+      <w:lvlJc w:val="left"/>
+      <w:pPr>
+        <w:tabs>
+          <w:tab w:val="num" w:pos="6480"/>
+        </w:tabs>
+        <w:ind w:left="6480" w:hanging="360"/>
+      </w:pPr>
+      <w:rPr>
+        <w:rFonts w:ascii="Wingdings" w:hAnsi="Wingdings" w:hint="default"/>
+        <w:sz w:val="20"/>
+      </w:rPr>
+    </w:lvl>
+  </w:abstractNum>
+  <w:abstractNum w:abstractNumId="5" w15:restartNumberingAfterBreak="0">
+    <w:nsid w:val="34CD5798"/>
+    <w:multiLevelType w:val="multilevel"/>
+    <w:tmpl w:val="4A343B26"/>
+    <w:lvl w:ilvl="0">
+      <w:start w:val="1"/>
+      <w:numFmt w:val="bullet"/>
+      <w:lvlText w:val=""/>
+      <w:lvlJc w:val="left"/>
+      <w:pPr>
+        <w:tabs>
+          <w:tab w:val="num" w:pos="720"/>
+        </w:tabs>
+        <w:ind w:left="720" w:hanging="360"/>
+      </w:pPr>
+      <w:rPr>
+        <w:rFonts w:ascii="Symbol" w:hAnsi="Symbol" w:hint="default"/>
+        <w:sz w:val="20"/>
+      </w:rPr>
+    </w:lvl>
+    <w:lvl w:ilvl="1" w:tentative="1">
+      <w:start w:val="1"/>
+      <w:numFmt w:val="bullet"/>
+      <w:lvlText w:val="o"/>
+      <w:lvlJc w:val="left"/>
+      <w:pPr>
+        <w:tabs>
+          <w:tab w:val="num" w:pos="1440"/>
+        </w:tabs>
+        <w:ind w:left="1440" w:hanging="360"/>
+      </w:pPr>
+      <w:rPr>
+        <w:rFonts w:ascii="Courier New" w:hAnsi="Courier New" w:hint="default"/>
+        <w:sz w:val="20"/>
+      </w:rPr>
+    </w:lvl>
+    <w:lvl w:ilvl="2" w:tentative="1">
+      <w:start w:val="1"/>
+      <w:numFmt w:val="bullet"/>
+      <w:lvlText w:val=""/>
+      <w:lvlJc w:val="left"/>
+      <w:pPr>
+        <w:tabs>
+          <w:tab w:val="num" w:pos="2160"/>
+        </w:tabs>
+        <w:ind w:left="2160" w:hanging="360"/>
+      </w:pPr>
+      <w:rPr>
+        <w:rFonts w:ascii="Wingdings" w:hAnsi="Wingdings" w:hint="default"/>
+        <w:sz w:val="20"/>
+      </w:rPr>
+    </w:lvl>
+    <w:lvl w:ilvl="3" w:tentative="1">
+      <w:start w:val="1"/>
+      <w:numFmt w:val="bullet"/>
+      <w:lvlText w:val=""/>
+      <w:lvlJc w:val="left"/>
+      <w:pPr>
+        <w:tabs>
+          <w:tab w:val="num" w:pos="2880"/>
+        </w:tabs>
+        <w:ind w:left="2880" w:hanging="360"/>
+      </w:pPr>
+      <w:rPr>
+        <w:rFonts w:ascii="Wingdings" w:hAnsi="Wingdings" w:hint="default"/>
+        <w:sz w:val="20"/>
+      </w:rPr>
+    </w:lvl>
+    <w:lvl w:ilvl="4" w:tentative="1">
+      <w:start w:val="1"/>
+      <w:numFmt w:val="bullet"/>
+      <w:lvlText w:val=""/>
+      <w:lvlJc w:val="left"/>
+      <w:pPr>
+        <w:tabs>
+          <w:tab w:val="num" w:pos="3600"/>
+        </w:tabs>
+        <w:ind w:left="3600" w:hanging="360"/>
+      </w:pPr>
+      <w:rPr>
+        <w:rFonts w:ascii="Wingdings" w:hAnsi="Wingdings" w:hint="default"/>
+        <w:sz w:val="20"/>
+      </w:rPr>
+    </w:lvl>
+    <w:lvl w:ilvl="5" w:tentative="1">
+      <w:start w:val="1"/>
+      <w:numFmt w:val="bullet"/>
+      <w:lvlText w:val=""/>
+      <w:lvlJc w:val="left"/>
+      <w:pPr>
+        <w:tabs>
+          <w:tab w:val="num" w:pos="4320"/>
+        </w:tabs>
+        <w:ind w:left="4320" w:hanging="360"/>
+      </w:pPr>
+      <w:rPr>
+        <w:rFonts w:ascii="Wingdings" w:hAnsi="Wingdings" w:hint="default"/>
+        <w:sz w:val="20"/>
+      </w:rPr>
+    </w:lvl>
+    <w:lvl w:ilvl="6" w:tentative="1">
+      <w:start w:val="1"/>
+      <w:numFmt w:val="bullet"/>
+      <w:lvlText w:val=""/>
+      <w:lvlJc w:val="left"/>
+      <w:pPr>
+        <w:tabs>
+          <w:tab w:val="num" w:pos="5040"/>
+        </w:tabs>
+        <w:ind w:left="5040" w:hanging="360"/>
+      </w:pPr>
+      <w:rPr>
+        <w:rFonts w:ascii="Wingdings" w:hAnsi="Wingdings" w:hint="default"/>
+        <w:sz w:val="20"/>
+      </w:rPr>
+    </w:lvl>
+    <w:lvl w:ilvl="7" w:tentative="1">
+      <w:start w:val="1"/>
+      <w:numFmt w:val="bullet"/>
+      <w:lvlText w:val=""/>
+      <w:lvlJc w:val="left"/>
+      <w:pPr>
+        <w:tabs>
+          <w:tab w:val="num" w:pos="5760"/>
+        </w:tabs>
+        <w:ind w:left="5760" w:hanging="360"/>
+      </w:pPr>
+      <w:rPr>
+        <w:rFonts w:ascii="Wingdings" w:hAnsi="Wingdings" w:hint="default"/>
+        <w:sz w:val="20"/>
+      </w:rPr>
+    </w:lvl>
+    <w:lvl w:ilvl="8" w:tentative="1">
+      <w:start w:val="1"/>
+      <w:numFmt w:val="bullet"/>
+      <w:lvlText w:val=""/>
+      <w:lvlJc w:val="left"/>
+      <w:pPr>
+        <w:tabs>
+          <w:tab w:val="num" w:pos="6480"/>
+        </w:tabs>
+        <w:ind w:left="6480" w:hanging="360"/>
+      </w:pPr>
+      <w:rPr>
+        <w:rFonts w:ascii="Wingdings" w:hAnsi="Wingdings" w:hint="default"/>
+        <w:sz w:val="20"/>
+      </w:rPr>
+    </w:lvl>
+  </w:abstractNum>
+  <w:abstractNum w:abstractNumId="6" w15:restartNumberingAfterBreak="0">
+    <w:nsid w:val="52FA0A08"/>
+    <w:multiLevelType w:val="multilevel"/>
+    <w:tmpl w:val="2FBA73E8"/>
+    <w:lvl w:ilvl="0">
+      <w:start w:val="1"/>
+      <w:numFmt w:val="bullet"/>
+      <w:lvlText w:val=""/>
+      <w:lvlJc w:val="left"/>
+      <w:pPr>
+        <w:tabs>
+          <w:tab w:val="num" w:pos="720"/>
+        </w:tabs>
+        <w:ind w:left="720" w:hanging="360"/>
+      </w:pPr>
+      <w:rPr>
+        <w:rFonts w:ascii="Symbol" w:hAnsi="Symbol" w:hint="default"/>
+        <w:sz w:val="20"/>
+      </w:rPr>
+    </w:lvl>
+    <w:lvl w:ilvl="1" w:tentative="1">
+      <w:start w:val="1"/>
+      <w:numFmt w:val="bullet"/>
+      <w:lvlText w:val="o"/>
+      <w:lvlJc w:val="left"/>
+      <w:pPr>
+        <w:tabs>
+          <w:tab w:val="num" w:pos="1440"/>
+        </w:tabs>
+        <w:ind w:left="1440" w:hanging="360"/>
+      </w:pPr>
+      <w:rPr>
+        <w:rFonts w:ascii="Courier New" w:hAnsi="Courier New" w:hint="default"/>
+        <w:sz w:val="20"/>
+      </w:rPr>
+    </w:lvl>
+    <w:lvl w:ilvl="2" w:tentative="1">
+      <w:start w:val="1"/>
+      <w:numFmt w:val="bullet"/>
+      <w:lvlText w:val=""/>
+      <w:lvlJc w:val="left"/>
+      <w:pPr>
+        <w:tabs>
+          <w:tab w:val="num" w:pos="2160"/>
+        </w:tabs>
+        <w:ind w:left="2160" w:hanging="360"/>
+      </w:pPr>
+      <w:rPr>
+        <w:rFonts w:ascii="Wingdings" w:hAnsi="Wingdings" w:hint="default"/>
+        <w:sz w:val="20"/>
+      </w:rPr>
+    </w:lvl>
+    <w:lvl w:ilvl="3" w:tentative="1">
+      <w:start w:val="1"/>
+      <w:numFmt w:val="bullet"/>
+      <w:lvlText w:val=""/>
+      <w:lvlJc w:val="left"/>
+      <w:pPr>
+        <w:tabs>
+          <w:tab w:val="num" w:pos="2880"/>
+        </w:tabs>
+        <w:ind w:left="2880" w:hanging="360"/>
+      </w:pPr>
+      <w:rPr>
+        <w:rFonts w:ascii="Wingdings" w:hAnsi="Wingdings" w:hint="default"/>
+        <w:sz w:val="20"/>
+      </w:rPr>
+    </w:lvl>
+    <w:lvl w:ilvl="4" w:tentative="1">
+      <w:start w:val="1"/>
+      <w:numFmt w:val="bullet"/>
+      <w:lvlText w:val=""/>
+      <w:lvlJc w:val="left"/>
+      <w:pPr>
+        <w:tabs>
+          <w:tab w:val="num" w:pos="3600"/>
+        </w:tabs>
+        <w:ind w:left="3600" w:hanging="360"/>
+      </w:pPr>
+      <w:rPr>
+        <w:rFonts w:ascii="Wingdings" w:hAnsi="Wingdings" w:hint="default"/>
+        <w:sz w:val="20"/>
+      </w:rPr>
+    </w:lvl>
+    <w:lvl w:ilvl="5" w:tentative="1">
+      <w:start w:val="1"/>
+      <w:numFmt w:val="bullet"/>
+      <w:lvlText w:val=""/>
+      <w:lvlJc w:val="left"/>
+      <w:pPr>
+        <w:tabs>
+          <w:tab w:val="num" w:pos="4320"/>
+        </w:tabs>
+        <w:ind w:left="4320" w:hanging="360"/>
+      </w:pPr>
+      <w:rPr>
+        <w:rFonts w:ascii="Wingdings" w:hAnsi="Wingdings" w:hint="default"/>
+        <w:sz w:val="20"/>
+      </w:rPr>
+    </w:lvl>
+    <w:lvl w:ilvl="6" w:tentative="1">
+      <w:start w:val="1"/>
+      <w:numFmt w:val="bullet"/>
+      <w:lvlText w:val=""/>
+      <w:lvlJc w:val="left"/>
+      <w:pPr>
+        <w:tabs>
+          <w:tab w:val="num" w:pos="5040"/>
+        </w:tabs>
+        <w:ind w:left="5040" w:hanging="360"/>
+      </w:pPr>
+      <w:rPr>
+        <w:rFonts w:ascii="Wingdings" w:hAnsi="Wingdings" w:hint="default"/>
+        <w:sz w:val="20"/>
+      </w:rPr>
+    </w:lvl>
+    <w:lvl w:ilvl="7" w:tentative="1">
+      <w:start w:val="1"/>
+      <w:numFmt w:val="bullet"/>
+      <w:lvlText w:val=""/>
+      <w:lvlJc w:val="left"/>
+      <w:pPr>
+        <w:tabs>
+          <w:tab w:val="num" w:pos="5760"/>
+        </w:tabs>
+        <w:ind w:left="5760" w:hanging="360"/>
+      </w:pPr>
+      <w:rPr>
+        <w:rFonts w:ascii="Wingdings" w:hAnsi="Wingdings" w:hint="default"/>
+        <w:sz w:val="20"/>
+      </w:rPr>
+    </w:lvl>
+    <w:lvl w:ilvl="8" w:tentative="1">
+      <w:start w:val="1"/>
+      <w:numFmt w:val="bullet"/>
+      <w:lvlText w:val=""/>
+      <w:lvlJc w:val="left"/>
+      <w:pPr>
+        <w:tabs>
+          <w:tab w:val="num" w:pos="6480"/>
+        </w:tabs>
+        <w:ind w:left="6480" w:hanging="360"/>
+      </w:pPr>
+      <w:rPr>
+        <w:rFonts w:ascii="Wingdings" w:hAnsi="Wingdings" w:hint="default"/>
+        <w:sz w:val="20"/>
+      </w:rPr>
+    </w:lvl>
+  </w:abstractNum>
+  <w:abstractNum w:abstractNumId="7" w15:restartNumberingAfterBreak="0">
+    <w:nsid w:val="5BE948D6"/>
+    <w:multiLevelType w:val="multilevel"/>
+    <w:tmpl w:val="EEC6A284"/>
+    <w:lvl w:ilvl="0">
+      <w:start w:val="1"/>
+      <w:numFmt w:val="bullet"/>
+      <w:lvlText w:val=""/>
+      <w:lvlJc w:val="left"/>
+      <w:pPr>
+        <w:tabs>
+          <w:tab w:val="num" w:pos="720"/>
+        </w:tabs>
+        <w:ind w:left="720" w:hanging="360"/>
+      </w:pPr>
+      <w:rPr>
+        <w:rFonts w:ascii="Symbol" w:hAnsi="Symbol" w:hint="default"/>
+        <w:sz w:val="20"/>
+      </w:rPr>
+    </w:lvl>
+    <w:lvl w:ilvl="1" w:tentative="1">
+      <w:start w:val="1"/>
+      <w:numFmt w:val="bullet"/>
+      <w:lvlText w:val="o"/>
+      <w:lvlJc w:val="left"/>
+      <w:pPr>
+        <w:tabs>
+          <w:tab w:val="num" w:pos="1440"/>
+        </w:tabs>
+        <w:ind w:left="1440" w:hanging="360"/>
+      </w:pPr>
+      <w:rPr>
+        <w:rFonts w:ascii="Courier New" w:hAnsi="Courier New" w:hint="default"/>
+        <w:sz w:val="20"/>
+      </w:rPr>
+    </w:lvl>
+    <w:lvl w:ilvl="2" w:tentative="1">
+      <w:start w:val="1"/>
+      <w:numFmt w:val="bullet"/>
+      <w:lvlText w:val=""/>
+      <w:lvlJc w:val="left"/>
+      <w:pPr>
+        <w:tabs>
+          <w:tab w:val="num" w:pos="2160"/>
+        </w:tabs>
+        <w:ind w:left="2160" w:hanging="360"/>
+      </w:pPr>
+      <w:rPr>
+        <w:rFonts w:ascii="Wingdings" w:hAnsi="Wingdings" w:hint="default"/>
+        <w:sz w:val="20"/>
+      </w:rPr>
+    </w:lvl>
+    <w:lvl w:ilvl="3" w:tentative="1">
+      <w:start w:val="1"/>
+      <w:numFmt w:val="bullet"/>
+      <w:lvlText w:val=""/>
+      <w:lvlJc w:val="left"/>
+      <w:pPr>
+        <w:tabs>
+          <w:tab w:val="num" w:pos="2880"/>
+        </w:tabs>
+        <w:ind w:left="2880" w:hanging="360"/>
+      </w:pPr>
+      <w:rPr>
+        <w:rFonts w:ascii="Wingdings" w:hAnsi="Wingdings" w:hint="default"/>
+        <w:sz w:val="20"/>
+      </w:rPr>
+    </w:lvl>
+    <w:lvl w:ilvl="4" w:tentative="1">
+      <w:start w:val="1"/>
+      <w:numFmt w:val="bullet"/>
+      <w:lvlText w:val=""/>
+      <w:lvlJc w:val="left"/>
+      <w:pPr>
+        <w:tabs>
+          <w:tab w:val="num" w:pos="3600"/>
+        </w:tabs>
+        <w:ind w:left="3600" w:hanging="360"/>
+      </w:pPr>
+      <w:rPr>
+        <w:rFonts w:ascii="Wingdings" w:hAnsi="Wingdings" w:hint="default"/>
+        <w:sz w:val="20"/>
+      </w:rPr>
+    </w:lvl>
+    <w:lvl w:ilvl="5" w:tentative="1">
+      <w:start w:val="1"/>
+      <w:numFmt w:val="bullet"/>
+      <w:lvlText w:val=""/>
+      <w:lvlJc w:val="left"/>
+      <w:pPr>
+        <w:tabs>
+          <w:tab w:val="num" w:pos="4320"/>
+        </w:tabs>
+        <w:ind w:left="4320" w:hanging="360"/>
+      </w:pPr>
+      <w:rPr>
+        <w:rFonts w:ascii="Wingdings" w:hAnsi="Wingdings" w:hint="default"/>
+        <w:sz w:val="20"/>
+      </w:rPr>
+    </w:lvl>
+    <w:lvl w:ilvl="6" w:tentative="1">
+      <w:start w:val="1"/>
+      <w:numFmt w:val="bullet"/>
+      <w:lvlText w:val=""/>
+      <w:lvlJc w:val="left"/>
+      <w:pPr>
+        <w:tabs>
+          <w:tab w:val="num" w:pos="5040"/>
+        </w:tabs>
+        <w:ind w:left="5040" w:hanging="360"/>
+      </w:pPr>
+      <w:rPr>
+        <w:rFonts w:ascii="Wingdings" w:hAnsi="Wingdings" w:hint="default"/>
+        <w:sz w:val="20"/>
+      </w:rPr>
+    </w:lvl>
+    <w:lvl w:ilvl="7" w:tentative="1">
+      <w:start w:val="1"/>
+      <w:numFmt w:val="bullet"/>
+      <w:lvlText w:val=""/>
+      <w:lvlJc w:val="left"/>
+      <w:pPr>
+        <w:tabs>
+          <w:tab w:val="num" w:pos="5760"/>
+        </w:tabs>
+        <w:ind w:left="5760" w:hanging="360"/>
+      </w:pPr>
+      <w:rPr>
+        <w:rFonts w:ascii="Wingdings" w:hAnsi="Wingdings" w:hint="default"/>
+        <w:sz w:val="20"/>
+      </w:rPr>
+    </w:lvl>
+    <w:lvl w:ilvl="8" w:tentative="1">
+      <w:start w:val="1"/>
+      <w:numFmt w:val="bullet"/>
+      <w:lvlText w:val=""/>
+      <w:lvlJc w:val="left"/>
+      <w:pPr>
+        <w:tabs>
+          <w:tab w:val="num" w:pos="6480"/>
+        </w:tabs>
+        <w:ind w:left="6480" w:hanging="360"/>
+      </w:pPr>
+      <w:rPr>
+        <w:rFonts w:ascii="Wingdings" w:hAnsi="Wingdings" w:hint="default"/>
+        <w:sz w:val="20"/>
+      </w:rPr>
+    </w:lvl>
+  </w:abstractNum>
+  <w:abstractNum w:abstractNumId="8" w15:restartNumberingAfterBreak="0">
+    <w:nsid w:val="667F6859"/>
+    <w:multiLevelType w:val="multilevel"/>
+    <w:tmpl w:val="C29EB69C"/>
+    <w:lvl w:ilvl="0">
+      <w:start w:val="1"/>
+      <w:numFmt w:val="bullet"/>
+      <w:lvlText w:val=""/>
+      <w:lvlJc w:val="left"/>
+      <w:pPr>
+        <w:tabs>
+          <w:tab w:val="num" w:pos="720"/>
+        </w:tabs>
+        <w:ind w:left="720" w:hanging="360"/>
+      </w:pPr>
+      <w:rPr>
+        <w:rFonts w:ascii="Symbol" w:hAnsi="Symbol" w:hint="default"/>
+        <w:sz w:val="20"/>
+      </w:rPr>
+    </w:lvl>
+    <w:lvl w:ilvl="1" w:tentative="1">
+      <w:start w:val="1"/>
+      <w:numFmt w:val="bullet"/>
+      <w:lvlText w:val="o"/>
+      <w:lvlJc w:val="left"/>
+      <w:pPr>
+        <w:tabs>
+          <w:tab w:val="num" w:pos="1440"/>
+        </w:tabs>
+        <w:ind w:left="1440" w:hanging="360"/>
+      </w:pPr>
+      <w:rPr>
+        <w:rFonts w:ascii="Courier New" w:hAnsi="Courier New" w:hint="default"/>
+        <w:sz w:val="20"/>
+      </w:rPr>
+    </w:lvl>
+    <w:lvl w:ilvl="2" w:tentative="1">
+      <w:start w:val="1"/>
+      <w:numFmt w:val="bullet"/>
+      <w:lvlText w:val=""/>
+      <w:lvlJc w:val="left"/>
+      <w:pPr>
+        <w:tabs>
+          <w:tab w:val="num" w:pos="2160"/>
+        </w:tabs>
+        <w:ind w:left="2160" w:hanging="360"/>
+      </w:pPr>
+      <w:rPr>
+        <w:rFonts w:ascii="Wingdings" w:hAnsi="Wingdings" w:hint="default"/>
+        <w:sz w:val="20"/>
+      </w:rPr>
+    </w:lvl>
+    <w:lvl w:ilvl="3" w:tentative="1">
+      <w:start w:val="1"/>
+      <w:numFmt w:val="bullet"/>
+      <w:lvlText w:val=""/>
+      <w:lvlJc w:val="left"/>
+      <w:pPr>
+        <w:tabs>
+          <w:tab w:val="num" w:pos="2880"/>
+        </w:tabs>
+        <w:ind w:left="2880" w:hanging="360"/>
+      </w:pPr>
+      <w:rPr>
+        <w:rFonts w:ascii="Wingdings" w:hAnsi="Wingdings" w:hint="default"/>
+        <w:sz w:val="20"/>
+      </w:rPr>
+    </w:lvl>
+    <w:lvl w:ilvl="4" w:tentative="1">
+      <w:start w:val="1"/>
+      <w:numFmt w:val="bullet"/>
+      <w:lvlText w:val=""/>
+      <w:lvlJc w:val="left"/>
+      <w:pPr>
+        <w:tabs>
+          <w:tab w:val="num" w:pos="3600"/>
+        </w:tabs>
+        <w:ind w:left="3600" w:hanging="360"/>
+      </w:pPr>
+      <w:rPr>
+        <w:rFonts w:ascii="Wingdings" w:hAnsi="Wingdings" w:hint="default"/>
+        <w:sz w:val="20"/>
+      </w:rPr>
+    </w:lvl>
+    <w:lvl w:ilvl="5" w:tentative="1">
+      <w:start w:val="1"/>
+      <w:numFmt w:val="bullet"/>
+      <w:lvlText w:val=""/>
+      <w:lvlJc w:val="left"/>
+      <w:pPr>
+        <w:tabs>
+          <w:tab w:val="num" w:pos="4320"/>
+        </w:tabs>
+        <w:ind w:left="4320" w:hanging="360"/>
+      </w:pPr>
+      <w:rPr>
+        <w:rFonts w:ascii="Wingdings" w:hAnsi="Wingdings" w:hint="default"/>
+        <w:sz w:val="20"/>
+      </w:rPr>
+    </w:lvl>
+    <w:lvl w:ilvl="6" w:tentative="1">
+      <w:start w:val="1"/>
+      <w:numFmt w:val="bullet"/>
+      <w:lvlText w:val=""/>
+      <w:lvlJc w:val="left"/>
+      <w:pPr>
+        <w:tabs>
+          <w:tab w:val="num" w:pos="5040"/>
+        </w:tabs>
+        <w:ind w:left="5040" w:hanging="360"/>
+      </w:pPr>
+      <w:rPr>
+        <w:rFonts w:ascii="Wingdings" w:hAnsi="Wingdings" w:hint="default"/>
+        <w:sz w:val="20"/>
+      </w:rPr>
+    </w:lvl>
+    <w:lvl w:ilvl="7" w:tentative="1">
+      <w:start w:val="1"/>
+      <w:numFmt w:val="bullet"/>
+      <w:lvlText w:val=""/>
+      <w:lvlJc w:val="left"/>
+      <w:pPr>
+        <w:tabs>
+          <w:tab w:val="num" w:pos="5760"/>
+        </w:tabs>
+        <w:ind w:left="5760" w:hanging="360"/>
+      </w:pPr>
+      <w:rPr>
+        <w:rFonts w:ascii="Wingdings" w:hAnsi="Wingdings" w:hint="default"/>
+        <w:sz w:val="20"/>
+      </w:rPr>
+    </w:lvl>
+    <w:lvl w:ilvl="8" w:tentative="1">
+      <w:start w:val="1"/>
+      <w:numFmt w:val="bullet"/>
+      <w:lvlText w:val=""/>
+      <w:lvlJc w:val="left"/>
+      <w:pPr>
+        <w:tabs>
+          <w:tab w:val="num" w:pos="6480"/>
+        </w:tabs>
+        <w:ind w:left="6480" w:hanging="360"/>
+      </w:pPr>
+      <w:rPr>
+        <w:rFonts w:ascii="Wingdings" w:hAnsi="Wingdings" w:hint="default"/>
+        <w:sz w:val="20"/>
+      </w:rPr>
+    </w:lvl>
+  </w:abstractNum>
+  <w:abstractNum w:abstractNumId="9" w15:restartNumberingAfterBreak="0">
+    <w:nsid w:val="767D6745"/>
+    <w:multiLevelType w:val="multilevel"/>
+    <w:tmpl w:val="3BF0E330"/>
+    <w:lvl w:ilvl="0">
+      <w:start w:val="1"/>
+      <w:numFmt w:val="bullet"/>
+      <w:lvlText w:val=""/>
+      <w:lvlJc w:val="left"/>
+      <w:pPr>
+        <w:tabs>
+          <w:tab w:val="num" w:pos="720"/>
+        </w:tabs>
+        <w:ind w:left="720" w:hanging="360"/>
+      </w:pPr>
+      <w:rPr>
+        <w:rFonts w:ascii="Symbol" w:hAnsi="Symbol" w:hint="default"/>
+        <w:sz w:val="20"/>
+      </w:rPr>
+    </w:lvl>
+    <w:lvl w:ilvl="1" w:tentative="1">
+      <w:start w:val="1"/>
+      <w:numFmt w:val="bullet"/>
+      <w:lvlText w:val="o"/>
+      <w:lvlJc w:val="left"/>
+      <w:pPr>
+        <w:tabs>
+          <w:tab w:val="num" w:pos="1440"/>
+        </w:tabs>
+        <w:ind w:left="1440" w:hanging="360"/>
+      </w:pPr>
+      <w:rPr>
+        <w:rFonts w:ascii="Courier New" w:hAnsi="Courier New" w:hint="default"/>
+        <w:sz w:val="20"/>
+      </w:rPr>
+    </w:lvl>
+    <w:lvl w:ilvl="2" w:tentative="1">
+      <w:start w:val="1"/>
+      <w:numFmt w:val="bullet"/>
+      <w:lvlText w:val=""/>
+      <w:lvlJc w:val="left"/>
+      <w:pPr>
+        <w:tabs>
+          <w:tab w:val="num" w:pos="2160"/>
+        </w:tabs>
+        <w:ind w:left="2160" w:hanging="360"/>
+      </w:pPr>
+      <w:rPr>
+        <w:rFonts w:ascii="Wingdings" w:hAnsi="Wingdings" w:hint="default"/>
+        <w:sz w:val="20"/>
+      </w:rPr>
+    </w:lvl>
+    <w:lvl w:ilvl="3" w:tentative="1">
+      <w:start w:val="1"/>
+      <w:numFmt w:val="bullet"/>
+      <w:lvlText w:val=""/>
+      <w:lvlJc w:val="left"/>
+      <w:pPr>
+        <w:tabs>
+          <w:tab w:val="num" w:pos="2880"/>
+        </w:tabs>
+        <w:ind w:left="2880" w:hanging="360"/>
+      </w:pPr>
+      <w:rPr>
+        <w:rFonts w:ascii="Wingdings" w:hAnsi="Wingdings" w:hint="default"/>
+        <w:sz w:val="20"/>
+      </w:rPr>
+    </w:lvl>
+    <w:lvl w:ilvl="4" w:tentative="1">
+      <w:start w:val="1"/>
+      <w:numFmt w:val="bullet"/>
+      <w:lvlText w:val=""/>
+      <w:lvlJc w:val="left"/>
+      <w:pPr>
+        <w:tabs>
+          <w:tab w:val="num" w:pos="3600"/>
+        </w:tabs>
+        <w:ind w:left="3600" w:hanging="360"/>
+      </w:pPr>
+      <w:rPr>
+        <w:rFonts w:ascii="Wingdings" w:hAnsi="Wingdings" w:hint="default"/>
+        <w:sz w:val="20"/>
+      </w:rPr>
+    </w:lvl>
+    <w:lvl w:ilvl="5" w:tentative="1">
+      <w:start w:val="1"/>
+      <w:numFmt w:val="bullet"/>
+      <w:lvlText w:val=""/>
+      <w:lvlJc w:val="left"/>
+      <w:pPr>
+        <w:tabs>
+          <w:tab w:val="num" w:pos="4320"/>
+        </w:tabs>
+        <w:ind w:left="4320" w:hanging="360"/>
+      </w:pPr>
+      <w:rPr>
+        <w:rFonts w:ascii="Wingdings" w:hAnsi="Wingdings" w:hint="default"/>
+        <w:sz w:val="20"/>
+      </w:rPr>
+    </w:lvl>
+    <w:lvl w:ilvl="6" w:tentative="1">
+      <w:start w:val="1"/>
+      <w:numFmt w:val="bullet"/>
+      <w:lvlText w:val=""/>
+      <w:lvlJc w:val="left"/>
+      <w:pPr>
+        <w:tabs>
+          <w:tab w:val="num" w:pos="5040"/>
+        </w:tabs>
+        <w:ind w:left="5040" w:hanging="360"/>
+      </w:pPr>
+      <w:rPr>
+        <w:rFonts w:ascii="Wingdings" w:hAnsi="Wingdings" w:hint="default"/>
+        <w:sz w:val="20"/>
+      </w:rPr>
+    </w:lvl>
+    <w:lvl w:ilvl="7" w:tentative="1">
+      <w:start w:val="1"/>
+      <w:numFmt w:val="bullet"/>
+      <w:lvlText w:val=""/>
+      <w:lvlJc w:val="left"/>
+      <w:pPr>
+        <w:tabs>
+          <w:tab w:val="num" w:pos="5760"/>
+        </w:tabs>
+        <w:ind w:left="5760" w:hanging="360"/>
+      </w:pPr>
+      <w:rPr>
+        <w:rFonts w:ascii="Wingdings" w:hAnsi="Wingdings" w:hint="default"/>
+        <w:sz w:val="20"/>
+      </w:rPr>
+    </w:lvl>
+    <w:lvl w:ilvl="8" w:tentative="1">
+      <w:start w:val="1"/>
+      <w:numFmt w:val="bullet"/>
+      <w:lvlText w:val=""/>
+      <w:lvlJc w:val="left"/>
+      <w:pPr>
+        <w:tabs>
+          <w:tab w:val="num" w:pos="6480"/>
+        </w:tabs>
+        <w:ind w:left="6480" w:hanging="360"/>
+      </w:pPr>
+      <w:rPr>
+        <w:rFonts w:ascii="Wingdings" w:hAnsi="Wingdings" w:hint="default"/>
+        <w:sz w:val="20"/>
+      </w:rPr>
+    </w:lvl>
+  </w:abstractNum>
+  <w:num w:numId="1">
+    <w:abstractNumId w:val="5"/>
+  </w:num>
+  <w:num w:numId="2">
+    <w:abstractNumId w:val="6"/>
+  </w:num>
+  <w:num w:numId="3">
+    <w:abstractNumId w:val="0"/>
+  </w:num>
+  <w:num w:numId="4">
+    <w:abstractNumId w:val="9"/>
+  </w:num>
+  <w:num w:numId="5">
+    <w:abstractNumId w:val="4"/>
+  </w:num>
+  <w:num w:numId="6">
+    <w:abstractNumId w:val="3"/>
+  </w:num>
+  <w:num w:numId="7">
+    <w:abstractNumId w:val="8"/>
+  </w:num>
+  <w:num w:numId="8">
+    <w:abstractNumId w:val="1"/>
+  </w:num>
+  <w:num w:numId="9">
+    <w:abstractNumId w:val="2"/>
+  </w:num>
+  <w:num w:numId="10">
+    <w:abstractNumId w:val="7"/>
+  </w:num>
+</w:numbering>
 </file>
 
 <file path=word/styles.xml><?xml version="1.0" encoding="utf-8"?>
@@ -996,7 +3036,6 @@
   <w:style w:type="character" w:default="1" w:styleId="DefaultParagraphFont">
     <w:name w:val="Default Paragraph Font"/>
     <w:uiPriority w:val="1"/>
-    <w:semiHidden/>
     <w:unhideWhenUsed/>
   </w:style>
   <w:style w:type="table" w:default="1" w:styleId="TableNormal">
